--- a/Documentation/Healoo_Design_Document_v2.docx
+++ b/Documentation/Healoo_Design_Document_v2.docx
@@ -109,7 +109,7 @@
       <w:r>
         <w:fldChar w:fldCharType="separate"/>
       </w:r>
-      <w:hyperlink w:anchor="_Toc241402106" w:history="1">
+      <w:hyperlink w:anchor="_Toc241434373" w:history="1">
         <w:r>
           <w:rPr>
             <w:rStyle w:val="Hyperlink"/>
@@ -136,7 +136,7 @@
             <w:noProof/>
             <w:webHidden/>
           </w:rPr>
-          <w:instrText xml:space="preserve"> PAGEREF _Toc241402106 \h </w:instrText>
+          <w:instrText xml:space="preserve"> PAGEREF _Toc241434373 \h </w:instrText>
         </w:r>
         <w:r>
           <w:rPr>
@@ -180,7 +180,7 @@
           <w:szCs w:val="22"/>
         </w:rPr>
       </w:pPr>
-      <w:hyperlink w:anchor="_Toc241402107" w:history="1">
+      <w:hyperlink w:anchor="_Toc241434374" w:history="1">
         <w:r>
           <w:rPr>
             <w:rStyle w:val="Hyperlink"/>
@@ -207,7 +207,7 @@
             <w:noProof/>
             <w:webHidden/>
           </w:rPr>
-          <w:instrText xml:space="preserve"> PAGEREF _Toc241402107 \h </w:instrText>
+          <w:instrText xml:space="preserve"> PAGEREF _Toc241434374 \h </w:instrText>
         </w:r>
         <w:r>
           <w:rPr>
@@ -251,7 +251,7 @@
           <w:szCs w:val="22"/>
         </w:rPr>
       </w:pPr>
-      <w:hyperlink w:anchor="_Toc241402108" w:history="1">
+      <w:hyperlink w:anchor="_Toc241434375" w:history="1">
         <w:r>
           <w:rPr>
             <w:rStyle w:val="Hyperlink"/>
@@ -278,7 +278,7 @@
             <w:noProof/>
             <w:webHidden/>
           </w:rPr>
-          <w:instrText xml:space="preserve"> PAGEREF _Toc241402108 \h </w:instrText>
+          <w:instrText xml:space="preserve"> PAGEREF _Toc241434375 \h </w:instrText>
         </w:r>
         <w:r>
           <w:rPr>
@@ -322,7 +322,7 @@
           <w:szCs w:val="22"/>
         </w:rPr>
       </w:pPr>
-      <w:hyperlink w:anchor="_Toc241402109" w:history="1">
+      <w:hyperlink w:anchor="_Toc241434376" w:history="1">
         <w:r>
           <w:rPr>
             <w:rStyle w:val="Hyperlink"/>
@@ -349,7 +349,7 @@
             <w:noProof/>
             <w:webHidden/>
           </w:rPr>
-          <w:instrText xml:space="preserve"> PAGEREF _Toc241402109 \h </w:instrText>
+          <w:instrText xml:space="preserve"> PAGEREF _Toc241434376 \h </w:instrText>
         </w:r>
         <w:r>
           <w:rPr>
@@ -393,7 +393,7 @@
           <w:szCs w:val="22"/>
         </w:rPr>
       </w:pPr>
-      <w:hyperlink w:anchor="_Toc241402110" w:history="1">
+      <w:hyperlink w:anchor="_Toc241434377" w:history="1">
         <w:r>
           <w:rPr>
             <w:rStyle w:val="Hyperlink"/>
@@ -420,7 +420,7 @@
             <w:noProof/>
             <w:webHidden/>
           </w:rPr>
-          <w:instrText xml:space="preserve"> PAGEREF _Toc241402110 \h </w:instrText>
+          <w:instrText xml:space="preserve"> PAGEREF _Toc241434377 \h </w:instrText>
         </w:r>
         <w:r>
           <w:rPr>
@@ -464,7 +464,7 @@
           <w:szCs w:val="22"/>
         </w:rPr>
       </w:pPr>
-      <w:hyperlink w:anchor="_Toc241402111" w:history="1">
+      <w:hyperlink w:anchor="_Toc241434378" w:history="1">
         <w:r>
           <w:rPr>
             <w:rStyle w:val="Hyperlink"/>
@@ -491,7 +491,7 @@
             <w:noProof/>
             <w:webHidden/>
           </w:rPr>
-          <w:instrText xml:space="preserve"> PAGEREF _Toc241402111 \h </w:instrText>
+          <w:instrText xml:space="preserve"> PAGEREF _Toc241434378 \h </w:instrText>
         </w:r>
         <w:r>
           <w:rPr>
@@ -535,7 +535,7 @@
           <w:szCs w:val="22"/>
         </w:rPr>
       </w:pPr>
-      <w:hyperlink w:anchor="_Toc241402112" w:history="1">
+      <w:hyperlink w:anchor="_Toc241434379" w:history="1">
         <w:r>
           <w:rPr>
             <w:rStyle w:val="Hyperlink"/>
@@ -562,7 +562,7 @@
             <w:noProof/>
             <w:webHidden/>
           </w:rPr>
-          <w:instrText xml:space="preserve"> PAGEREF _Toc241402112 \h </w:instrText>
+          <w:instrText xml:space="preserve"> PAGEREF _Toc241434379 \h </w:instrText>
         </w:r>
         <w:r>
           <w:rPr>
@@ -606,7 +606,7 @@
           <w:szCs w:val="22"/>
         </w:rPr>
       </w:pPr>
-      <w:hyperlink w:anchor="_Toc241402113" w:history="1">
+      <w:hyperlink w:anchor="_Toc241434380" w:history="1">
         <w:r>
           <w:rPr>
             <w:rStyle w:val="Hyperlink"/>
@@ -633,7 +633,7 @@
             <w:noProof/>
             <w:webHidden/>
           </w:rPr>
-          <w:instrText xml:space="preserve"> PAGEREF _Toc241402113 \h </w:instrText>
+          <w:instrText xml:space="preserve"> PAGEREF _Toc241434380 \h </w:instrText>
         </w:r>
         <w:r>
           <w:rPr>
@@ -677,7 +677,7 @@
           <w:szCs w:val="22"/>
         </w:rPr>
       </w:pPr>
-      <w:hyperlink w:anchor="_Toc241402114" w:history="1">
+      <w:hyperlink w:anchor="_Toc241434381" w:history="1">
         <w:r>
           <w:rPr>
             <w:rStyle w:val="Hyperlink"/>
@@ -704,7 +704,7 @@
             <w:noProof/>
             <w:webHidden/>
           </w:rPr>
-          <w:instrText xml:space="preserve"> PAGEREF _Toc241402114 \h </w:instrText>
+          <w:instrText xml:space="preserve"> PAGEREF _Toc241434381 \h </w:instrText>
         </w:r>
         <w:r>
           <w:rPr>
@@ -748,7 +748,7 @@
           <w:szCs w:val="22"/>
         </w:rPr>
       </w:pPr>
-      <w:hyperlink w:anchor="_Toc241402115" w:history="1">
+      <w:hyperlink w:anchor="_Toc241434382" w:history="1">
         <w:r>
           <w:rPr>
             <w:rStyle w:val="Hyperlink"/>
@@ -775,7 +775,7 @@
             <w:noProof/>
             <w:webHidden/>
           </w:rPr>
-          <w:instrText xml:space="preserve"> PAGEREF _Toc241402115 \h </w:instrText>
+          <w:instrText xml:space="preserve"> PAGEREF _Toc241434382 \h </w:instrText>
         </w:r>
         <w:r>
           <w:rPr>
@@ -819,7 +819,7 @@
           <w:szCs w:val="22"/>
         </w:rPr>
       </w:pPr>
-      <w:hyperlink w:anchor="_Toc241402116" w:history="1">
+      <w:hyperlink w:anchor="_Toc241434383" w:history="1">
         <w:r>
           <w:rPr>
             <w:rStyle w:val="Hyperlink"/>
@@ -846,7 +846,7 @@
             <w:noProof/>
             <w:webHidden/>
           </w:rPr>
-          <w:instrText xml:space="preserve"> PAGEREF _Toc241402116 \h </w:instrText>
+          <w:instrText xml:space="preserve"> PAGEREF _Toc241434383 \h </w:instrText>
         </w:r>
         <w:r>
           <w:rPr>
@@ -890,7 +890,7 @@
           <w:szCs w:val="22"/>
         </w:rPr>
       </w:pPr>
-      <w:hyperlink w:anchor="_Toc241402117" w:history="1">
+      <w:hyperlink w:anchor="_Toc241434384" w:history="1">
         <w:r>
           <w:rPr>
             <w:rStyle w:val="Hyperlink"/>
@@ -917,7 +917,7 @@
             <w:noProof/>
             <w:webHidden/>
           </w:rPr>
-          <w:instrText xml:space="preserve"> PAGEREF _Toc241402117 \h </w:instrText>
+          <w:instrText xml:space="preserve"> PAGEREF _Toc241434384 \h </w:instrText>
         </w:r>
         <w:r>
           <w:rPr>
@@ -961,7 +961,7 @@
           <w:szCs w:val="22"/>
         </w:rPr>
       </w:pPr>
-      <w:hyperlink w:anchor="_Toc241402118" w:history="1">
+      <w:hyperlink w:anchor="_Toc241434385" w:history="1">
         <w:r>
           <w:rPr>
             <w:rStyle w:val="Hyperlink"/>
@@ -988,7 +988,7 @@
             <w:noProof/>
             <w:webHidden/>
           </w:rPr>
-          <w:instrText xml:space="preserve"> PAGEREF _Toc241402118 \h </w:instrText>
+          <w:instrText xml:space="preserve"> PAGEREF _Toc241434385 \h </w:instrText>
         </w:r>
         <w:r>
           <w:rPr>
@@ -1032,7 +1032,7 @@
           <w:szCs w:val="22"/>
         </w:rPr>
       </w:pPr>
-      <w:hyperlink w:anchor="_Toc241402119" w:history="1">
+      <w:hyperlink w:anchor="_Toc241434386" w:history="1">
         <w:r>
           <w:rPr>
             <w:rStyle w:val="Hyperlink"/>
@@ -1059,7 +1059,7 @@
             <w:noProof/>
             <w:webHidden/>
           </w:rPr>
-          <w:instrText xml:space="preserve"> PAGEREF _Toc241402119 \h </w:instrText>
+          <w:instrText xml:space="preserve"> PAGEREF _Toc241434386 \h </w:instrText>
         </w:r>
         <w:r>
           <w:rPr>
@@ -1079,7 +1079,7 @@
             <w:noProof/>
             <w:webHidden/>
           </w:rPr>
-          <w:t>6</w:t>
+          <w:t>7</w:t>
         </w:r>
         <w:r>
           <w:rPr>
@@ -1103,7 +1103,7 @@
           <w:szCs w:val="22"/>
         </w:rPr>
       </w:pPr>
-      <w:hyperlink w:anchor="_Toc241402120" w:history="1">
+      <w:hyperlink w:anchor="_Toc241434387" w:history="1">
         <w:r>
           <w:rPr>
             <w:rStyle w:val="Hyperlink"/>
@@ -1130,7 +1130,7 @@
             <w:noProof/>
             <w:webHidden/>
           </w:rPr>
-          <w:instrText xml:space="preserve"> PAGEREF _Toc241402120 \h </w:instrText>
+          <w:instrText xml:space="preserve"> PAGEREF _Toc241434387 \h </w:instrText>
         </w:r>
         <w:r>
           <w:rPr>
@@ -1150,7 +1150,7 @@
             <w:noProof/>
             <w:webHidden/>
           </w:rPr>
-          <w:t>7</w:t>
+          <w:t>8</w:t>
         </w:r>
         <w:r>
           <w:rPr>
@@ -1174,7 +1174,7 @@
           <w:szCs w:val="22"/>
         </w:rPr>
       </w:pPr>
-      <w:hyperlink w:anchor="_Toc241402121" w:history="1">
+      <w:hyperlink w:anchor="_Toc241434388" w:history="1">
         <w:r>
           <w:rPr>
             <w:rStyle w:val="Hyperlink"/>
@@ -1201,7 +1201,7 @@
             <w:noProof/>
             <w:webHidden/>
           </w:rPr>
-          <w:instrText xml:space="preserve"> PAGEREF _Toc241402121 \h </w:instrText>
+          <w:instrText xml:space="preserve"> PAGEREF _Toc241434388 \h </w:instrText>
         </w:r>
         <w:r>
           <w:rPr>
@@ -1245,7 +1245,7 @@
           <w:szCs w:val="22"/>
         </w:rPr>
       </w:pPr>
-      <w:hyperlink w:anchor="_Toc241402122" w:history="1">
+      <w:hyperlink w:anchor="_Toc241434389" w:history="1">
         <w:r>
           <w:rPr>
             <w:rStyle w:val="Hyperlink"/>
@@ -1272,7 +1272,7 @@
             <w:noProof/>
             <w:webHidden/>
           </w:rPr>
-          <w:instrText xml:space="preserve"> PAGEREF _Toc241402122 \h </w:instrText>
+          <w:instrText xml:space="preserve"> PAGEREF _Toc241434389 \h </w:instrText>
         </w:r>
         <w:r>
           <w:rPr>
@@ -1316,7 +1316,7 @@
           <w:szCs w:val="22"/>
         </w:rPr>
       </w:pPr>
-      <w:hyperlink w:anchor="_Toc241402123" w:history="1">
+      <w:hyperlink w:anchor="_Toc241434390" w:history="1">
         <w:r>
           <w:rPr>
             <w:rStyle w:val="Hyperlink"/>
@@ -1343,7 +1343,7 @@
             <w:noProof/>
             <w:webHidden/>
           </w:rPr>
-          <w:instrText xml:space="preserve"> PAGEREF _Toc241402123 \h </w:instrText>
+          <w:instrText xml:space="preserve"> PAGEREF _Toc241434390 \h </w:instrText>
         </w:r>
         <w:r>
           <w:rPr>
@@ -1387,7 +1387,7 @@
           <w:szCs w:val="22"/>
         </w:rPr>
       </w:pPr>
-      <w:hyperlink w:anchor="_Toc241402124" w:history="1">
+      <w:hyperlink w:anchor="_Toc241434391" w:history="1">
         <w:r>
           <w:rPr>
             <w:rStyle w:val="Hyperlink"/>
@@ -1414,7 +1414,7 @@
             <w:noProof/>
             <w:webHidden/>
           </w:rPr>
-          <w:instrText xml:space="preserve"> PAGEREF _Toc241402124 \h </w:instrText>
+          <w:instrText xml:space="preserve"> PAGEREF _Toc241434391 \h </w:instrText>
         </w:r>
         <w:r>
           <w:rPr>
@@ -1434,7 +1434,7 @@
             <w:noProof/>
             <w:webHidden/>
           </w:rPr>
-          <w:t>8</w:t>
+          <w:t>9</w:t>
         </w:r>
         <w:r>
           <w:rPr>
@@ -1458,7 +1458,7 @@
           <w:szCs w:val="22"/>
         </w:rPr>
       </w:pPr>
-      <w:hyperlink w:anchor="_Toc241402125" w:history="1">
+      <w:hyperlink w:anchor="_Toc241434392" w:history="1">
         <w:r>
           <w:rPr>
             <w:rStyle w:val="Hyperlink"/>
@@ -1485,7 +1485,7 @@
             <w:noProof/>
             <w:webHidden/>
           </w:rPr>
-          <w:instrText xml:space="preserve"> PAGEREF _Toc241402125 \h </w:instrText>
+          <w:instrText xml:space="preserve"> PAGEREF _Toc241434392 \h </w:instrText>
         </w:r>
         <w:r>
           <w:rPr>
@@ -1505,7 +1505,7 @@
             <w:noProof/>
             <w:webHidden/>
           </w:rPr>
-          <w:t>8</w:t>
+          <w:t>9</w:t>
         </w:r>
         <w:r>
           <w:rPr>
@@ -1529,7 +1529,7 @@
           <w:szCs w:val="22"/>
         </w:rPr>
       </w:pPr>
-      <w:hyperlink w:anchor="_Toc241402126" w:history="1">
+      <w:hyperlink w:anchor="_Toc241434393" w:history="1">
         <w:r>
           <w:rPr>
             <w:rStyle w:val="Hyperlink"/>
@@ -1556,7 +1556,7 @@
             <w:noProof/>
             <w:webHidden/>
           </w:rPr>
-          <w:instrText xml:space="preserve"> PAGEREF _Toc241402126 \h </w:instrText>
+          <w:instrText xml:space="preserve"> PAGEREF _Toc241434393 \h </w:instrText>
         </w:r>
         <w:r>
           <w:rPr>
@@ -1600,7 +1600,7 @@
           <w:szCs w:val="22"/>
         </w:rPr>
       </w:pPr>
-      <w:hyperlink w:anchor="_Toc241402127" w:history="1">
+      <w:hyperlink w:anchor="_Toc241434394" w:history="1">
         <w:r>
           <w:rPr>
             <w:rStyle w:val="Hyperlink"/>
@@ -1627,7 +1627,7 @@
             <w:noProof/>
             <w:webHidden/>
           </w:rPr>
-          <w:instrText xml:space="preserve"> PAGEREF _Toc241402127 \h </w:instrText>
+          <w:instrText xml:space="preserve"> PAGEREF _Toc241434394 \h </w:instrText>
         </w:r>
         <w:r>
           <w:rPr>
@@ -1647,7 +1647,7 @@
             <w:noProof/>
             <w:webHidden/>
           </w:rPr>
-          <w:t>9</w:t>
+          <w:t>10</w:t>
         </w:r>
         <w:r>
           <w:rPr>
@@ -1671,7 +1671,7 @@
           <w:szCs w:val="22"/>
         </w:rPr>
       </w:pPr>
-      <w:hyperlink w:anchor="_Toc241402128" w:history="1">
+      <w:hyperlink w:anchor="_Toc241434395" w:history="1">
         <w:r>
           <w:rPr>
             <w:rStyle w:val="Hyperlink"/>
@@ -1698,7 +1698,7 @@
             <w:noProof/>
             <w:webHidden/>
           </w:rPr>
-          <w:instrText xml:space="preserve"> PAGEREF _Toc241402128 \h </w:instrText>
+          <w:instrText xml:space="preserve"> PAGEREF _Toc241434395 \h </w:instrText>
         </w:r>
         <w:r>
           <w:rPr>
@@ -1742,7 +1742,7 @@
           <w:szCs w:val="22"/>
         </w:rPr>
       </w:pPr>
-      <w:hyperlink w:anchor="_Toc241402129" w:history="1">
+      <w:hyperlink w:anchor="_Toc241434396" w:history="1">
         <w:r>
           <w:rPr>
             <w:rStyle w:val="Hyperlink"/>
@@ -1769,7 +1769,7 @@
             <w:noProof/>
             <w:webHidden/>
           </w:rPr>
-          <w:instrText xml:space="preserve"> PAGEREF _Toc241402129 \h </w:instrText>
+          <w:instrText xml:space="preserve"> PAGEREF _Toc241434396 \h </w:instrText>
         </w:r>
         <w:r>
           <w:rPr>
@@ -1813,7 +1813,7 @@
           <w:szCs w:val="22"/>
         </w:rPr>
       </w:pPr>
-      <w:hyperlink w:anchor="_Toc241402130" w:history="1">
+      <w:hyperlink w:anchor="_Toc241434397" w:history="1">
         <w:r>
           <w:rPr>
             <w:rStyle w:val="Hyperlink"/>
@@ -1840,7 +1840,7 @@
             <w:noProof/>
             <w:webHidden/>
           </w:rPr>
-          <w:instrText xml:space="preserve"> PAGEREF _Toc241402130 \h </w:instrText>
+          <w:instrText xml:space="preserve"> PAGEREF _Toc241434397 \h </w:instrText>
         </w:r>
         <w:r>
           <w:rPr>
@@ -1884,7 +1884,7 @@
           <w:szCs w:val="22"/>
         </w:rPr>
       </w:pPr>
-      <w:hyperlink w:anchor="_Toc241402131" w:history="1">
+      <w:hyperlink w:anchor="_Toc241434398" w:history="1">
         <w:r>
           <w:rPr>
             <w:rStyle w:val="Hyperlink"/>
@@ -1911,7 +1911,7 @@
             <w:noProof/>
             <w:webHidden/>
           </w:rPr>
-          <w:instrText xml:space="preserve"> PAGEREF _Toc241402131 \h </w:instrText>
+          <w:instrText xml:space="preserve"> PAGEREF _Toc241434398 \h </w:instrText>
         </w:r>
         <w:r>
           <w:rPr>
@@ -1955,7 +1955,7 @@
           <w:szCs w:val="22"/>
         </w:rPr>
       </w:pPr>
-      <w:hyperlink w:anchor="_Toc241402132" w:history="1">
+      <w:hyperlink w:anchor="_Toc241434399" w:history="1">
         <w:r>
           <w:rPr>
             <w:rStyle w:val="Hyperlink"/>
@@ -1982,7 +1982,7 @@
             <w:noProof/>
             <w:webHidden/>
           </w:rPr>
-          <w:instrText xml:space="preserve"> PAGEREF _Toc241402132 \h </w:instrText>
+          <w:instrText xml:space="preserve"> PAGEREF _Toc241434399 \h </w:instrText>
         </w:r>
         <w:r>
           <w:rPr>
@@ -2026,7 +2026,7 @@
           <w:szCs w:val="22"/>
         </w:rPr>
       </w:pPr>
-      <w:hyperlink w:anchor="_Toc241402133" w:history="1">
+      <w:hyperlink w:anchor="_Toc241434400" w:history="1">
         <w:r>
           <w:rPr>
             <w:rStyle w:val="Hyperlink"/>
@@ -2053,7 +2053,7 @@
             <w:noProof/>
             <w:webHidden/>
           </w:rPr>
-          <w:instrText xml:space="preserve"> PAGEREF _Toc241402133 \h </w:instrText>
+          <w:instrText xml:space="preserve"> PAGEREF _Toc241434400 \h </w:instrText>
         </w:r>
         <w:r>
           <w:rPr>
@@ -2097,7 +2097,7 @@
           <w:szCs w:val="22"/>
         </w:rPr>
       </w:pPr>
-      <w:hyperlink w:anchor="_Toc241402134" w:history="1">
+      <w:hyperlink w:anchor="_Toc241434401" w:history="1">
         <w:r>
           <w:rPr>
             <w:rStyle w:val="Hyperlink"/>
@@ -2124,7 +2124,7 @@
             <w:noProof/>
             <w:webHidden/>
           </w:rPr>
-          <w:instrText xml:space="preserve"> PAGEREF _Toc241402134 \h </w:instrText>
+          <w:instrText xml:space="preserve"> PAGEREF _Toc241434401 \h </w:instrText>
         </w:r>
         <w:r>
           <w:rPr>
@@ -2168,7 +2168,7 @@
           <w:szCs w:val="22"/>
         </w:rPr>
       </w:pPr>
-      <w:hyperlink w:anchor="_Toc241402135" w:history="1">
+      <w:hyperlink w:anchor="_Toc241434402" w:history="1">
         <w:r>
           <w:rPr>
             <w:rStyle w:val="Hyperlink"/>
@@ -2195,7 +2195,7 @@
             <w:noProof/>
             <w:webHidden/>
           </w:rPr>
-          <w:instrText xml:space="preserve"> PAGEREF _Toc241402135 \h </w:instrText>
+          <w:instrText xml:space="preserve"> PAGEREF _Toc241434402 \h </w:instrText>
         </w:r>
         <w:r>
           <w:rPr>
@@ -2239,7 +2239,7 @@
           <w:szCs w:val="22"/>
         </w:rPr>
       </w:pPr>
-      <w:hyperlink w:anchor="_Toc241402136" w:history="1">
+      <w:hyperlink w:anchor="_Toc241434403" w:history="1">
         <w:r>
           <w:rPr>
             <w:rStyle w:val="Hyperlink"/>
@@ -2266,7 +2266,7 @@
             <w:noProof/>
             <w:webHidden/>
           </w:rPr>
-          <w:instrText xml:space="preserve"> PAGEREF _Toc241402136 \h </w:instrText>
+          <w:instrText xml:space="preserve"> PAGEREF _Toc241434403 \h </w:instrText>
         </w:r>
         <w:r>
           <w:rPr>
@@ -2310,7 +2310,7 @@
           <w:szCs w:val="22"/>
         </w:rPr>
       </w:pPr>
-      <w:hyperlink w:anchor="_Toc241402137" w:history="1">
+      <w:hyperlink w:anchor="_Toc241434404" w:history="1">
         <w:r>
           <w:rPr>
             <w:rStyle w:val="Hyperlink"/>
@@ -2337,7 +2337,7 @@
             <w:noProof/>
             <w:webHidden/>
           </w:rPr>
-          <w:instrText xml:space="preserve"> PAGEREF _Toc241402137 \h </w:instrText>
+          <w:instrText xml:space="preserve"> PAGEREF _Toc241434404 \h </w:instrText>
         </w:r>
         <w:r>
           <w:rPr>
@@ -2381,7 +2381,7 @@
           <w:szCs w:val="22"/>
         </w:rPr>
       </w:pPr>
-      <w:hyperlink w:anchor="_Toc241402138" w:history="1">
+      <w:hyperlink w:anchor="_Toc241434405" w:history="1">
         <w:r>
           <w:rPr>
             <w:rStyle w:val="Hyperlink"/>
@@ -2408,7 +2408,7 @@
             <w:noProof/>
             <w:webHidden/>
           </w:rPr>
-          <w:instrText xml:space="preserve"> PAGEREF _Toc241402138 \h </w:instrText>
+          <w:instrText xml:space="preserve"> PAGEREF _Toc241434405 \h </w:instrText>
         </w:r>
         <w:r>
           <w:rPr>
@@ -2452,7 +2452,7 @@
           <w:szCs w:val="22"/>
         </w:rPr>
       </w:pPr>
-      <w:hyperlink w:anchor="_Toc241402139" w:history="1">
+      <w:hyperlink w:anchor="_Toc241434406" w:history="1">
         <w:r>
           <w:rPr>
             <w:rStyle w:val="Hyperlink"/>
@@ -2479,7 +2479,7 @@
             <w:noProof/>
             <w:webHidden/>
           </w:rPr>
-          <w:instrText xml:space="preserve"> PAGEREF _Toc241402139 \h </w:instrText>
+          <w:instrText xml:space="preserve"> PAGEREF _Toc241434406 \h </w:instrText>
         </w:r>
         <w:r>
           <w:rPr>
@@ -2499,7 +2499,7 @@
             <w:noProof/>
             <w:webHidden/>
           </w:rPr>
-          <w:t>15</w:t>
+          <w:t>16</w:t>
         </w:r>
         <w:r>
           <w:rPr>
@@ -2523,7 +2523,7 @@
           <w:szCs w:val="22"/>
         </w:rPr>
       </w:pPr>
-      <w:hyperlink w:anchor="_Toc241402140" w:history="1">
+      <w:hyperlink w:anchor="_Toc241434407" w:history="1">
         <w:r>
           <w:rPr>
             <w:rStyle w:val="Hyperlink"/>
@@ -2550,7 +2550,7 @@
             <w:noProof/>
             <w:webHidden/>
           </w:rPr>
-          <w:instrText xml:space="preserve"> PAGEREF _Toc241402140 \h </w:instrText>
+          <w:instrText xml:space="preserve"> PAGEREF _Toc241434407 \h </w:instrText>
         </w:r>
         <w:r>
           <w:rPr>
@@ -2594,7 +2594,7 @@
           <w:szCs w:val="22"/>
         </w:rPr>
       </w:pPr>
-      <w:hyperlink w:anchor="_Toc241402141" w:history="1">
+      <w:hyperlink w:anchor="_Toc241434408" w:history="1">
         <w:r>
           <w:rPr>
             <w:rStyle w:val="Hyperlink"/>
@@ -2621,7 +2621,7 @@
             <w:noProof/>
             <w:webHidden/>
           </w:rPr>
-          <w:instrText xml:space="preserve"> PAGEREF _Toc241402141 \h </w:instrText>
+          <w:instrText xml:space="preserve"> PAGEREF _Toc241434408 \h </w:instrText>
         </w:r>
         <w:r>
           <w:rPr>
@@ -2665,7 +2665,7 @@
           <w:szCs w:val="22"/>
         </w:rPr>
       </w:pPr>
-      <w:hyperlink w:anchor="_Toc241402142" w:history="1">
+      <w:hyperlink w:anchor="_Toc241434409" w:history="1">
         <w:r>
           <w:rPr>
             <w:rStyle w:val="Hyperlink"/>
@@ -2692,7 +2692,7 @@
             <w:noProof/>
             <w:webHidden/>
           </w:rPr>
-          <w:instrText xml:space="preserve"> PAGEREF _Toc241402142 \h </w:instrText>
+          <w:instrText xml:space="preserve"> PAGEREF _Toc241434409 \h </w:instrText>
         </w:r>
         <w:r>
           <w:rPr>
@@ -2736,7 +2736,7 @@
           <w:szCs w:val="22"/>
         </w:rPr>
       </w:pPr>
-      <w:hyperlink w:anchor="_Toc241402143" w:history="1">
+      <w:hyperlink w:anchor="_Toc241434410" w:history="1">
         <w:r>
           <w:rPr>
             <w:rStyle w:val="Hyperlink"/>
@@ -2763,7 +2763,7 @@
             <w:noProof/>
             <w:webHidden/>
           </w:rPr>
-          <w:instrText xml:space="preserve"> PAGEREF _Toc241402143 \h </w:instrText>
+          <w:instrText xml:space="preserve"> PAGEREF _Toc241434410 \h </w:instrText>
         </w:r>
         <w:r>
           <w:rPr>
@@ -2807,7 +2807,7 @@
           <w:szCs w:val="22"/>
         </w:rPr>
       </w:pPr>
-      <w:hyperlink w:anchor="_Toc241402144" w:history="1">
+      <w:hyperlink w:anchor="_Toc241434411" w:history="1">
         <w:r>
           <w:rPr>
             <w:rStyle w:val="Hyperlink"/>
@@ -2834,7 +2834,7 @@
             <w:noProof/>
             <w:webHidden/>
           </w:rPr>
-          <w:instrText xml:space="preserve"> PAGEREF _Toc241402144 \h </w:instrText>
+          <w:instrText xml:space="preserve"> PAGEREF _Toc241434411 \h </w:instrText>
         </w:r>
         <w:r>
           <w:rPr>
@@ -2878,7 +2878,7 @@
           <w:szCs w:val="22"/>
         </w:rPr>
       </w:pPr>
-      <w:hyperlink w:anchor="_Toc241402145" w:history="1">
+      <w:hyperlink w:anchor="_Toc241434412" w:history="1">
         <w:r>
           <w:rPr>
             <w:rStyle w:val="Hyperlink"/>
@@ -2905,7 +2905,7 @@
             <w:noProof/>
             <w:webHidden/>
           </w:rPr>
-          <w:instrText xml:space="preserve"> PAGEREF _Toc241402145 \h </w:instrText>
+          <w:instrText xml:space="preserve"> PAGEREF _Toc241434412 \h </w:instrText>
         </w:r>
         <w:r>
           <w:rPr>
@@ -2949,7 +2949,7 @@
           <w:szCs w:val="22"/>
         </w:rPr>
       </w:pPr>
-      <w:hyperlink w:anchor="_Toc241402146" w:history="1">
+      <w:hyperlink w:anchor="_Toc241434413" w:history="1">
         <w:r>
           <w:rPr>
             <w:rStyle w:val="Hyperlink"/>
@@ -2976,7 +2976,7 @@
             <w:noProof/>
             <w:webHidden/>
           </w:rPr>
-          <w:instrText xml:space="preserve"> PAGEREF _Toc241402146 \h </w:instrText>
+          <w:instrText xml:space="preserve"> PAGEREF _Toc241434413 \h </w:instrText>
         </w:r>
         <w:r>
           <w:rPr>
@@ -3020,7 +3020,7 @@
           <w:szCs w:val="22"/>
         </w:rPr>
       </w:pPr>
-      <w:hyperlink w:anchor="_Toc241402147" w:history="1">
+      <w:hyperlink w:anchor="_Toc241434414" w:history="1">
         <w:r>
           <w:rPr>
             <w:rStyle w:val="Hyperlink"/>
@@ -3047,7 +3047,7 @@
             <w:noProof/>
             <w:webHidden/>
           </w:rPr>
-          <w:instrText xml:space="preserve"> PAGEREF _Toc241402147 \h </w:instrText>
+          <w:instrText xml:space="preserve"> PAGEREF _Toc241434414 \h </w:instrText>
         </w:r>
         <w:r>
           <w:rPr>
@@ -3091,7 +3091,7 @@
           <w:szCs w:val="22"/>
         </w:rPr>
       </w:pPr>
-      <w:hyperlink w:anchor="_Toc241402148" w:history="1">
+      <w:hyperlink w:anchor="_Toc241434415" w:history="1">
         <w:r>
           <w:rPr>
             <w:rStyle w:val="Hyperlink"/>
@@ -3118,7 +3118,7 @@
             <w:noProof/>
             <w:webHidden/>
           </w:rPr>
-          <w:instrText xml:space="preserve"> PAGEREF _Toc241402148 \h </w:instrText>
+          <w:instrText xml:space="preserve"> PAGEREF _Toc241434415 \h </w:instrText>
         </w:r>
         <w:r>
           <w:rPr>
@@ -3162,7 +3162,7 @@
           <w:szCs w:val="22"/>
         </w:rPr>
       </w:pPr>
-      <w:hyperlink w:anchor="_Toc241402149" w:history="1">
+      <w:hyperlink w:anchor="_Toc241434416" w:history="1">
         <w:r>
           <w:rPr>
             <w:rStyle w:val="Hyperlink"/>
@@ -3189,7 +3189,7 @@
             <w:noProof/>
             <w:webHidden/>
           </w:rPr>
-          <w:instrText xml:space="preserve"> PAGEREF _Toc241402149 \h </w:instrText>
+          <w:instrText xml:space="preserve"> PAGEREF _Toc241434416 \h </w:instrText>
         </w:r>
         <w:r>
           <w:rPr>
@@ -3209,7 +3209,7 @@
             <w:noProof/>
             <w:webHidden/>
           </w:rPr>
-          <w:t>21</w:t>
+          <w:t>22</w:t>
         </w:r>
         <w:r>
           <w:rPr>
@@ -3233,7 +3233,7 @@
           <w:szCs w:val="22"/>
         </w:rPr>
       </w:pPr>
-      <w:hyperlink w:anchor="_Toc241402150" w:history="1">
+      <w:hyperlink w:anchor="_Toc241434417" w:history="1">
         <w:r>
           <w:rPr>
             <w:rStyle w:val="Hyperlink"/>
@@ -3260,7 +3260,7 @@
             <w:noProof/>
             <w:webHidden/>
           </w:rPr>
-          <w:instrText xml:space="preserve"> PAGEREF _Toc241402150 \h </w:instrText>
+          <w:instrText xml:space="preserve"> PAGEREF _Toc241434417 \h </w:instrText>
         </w:r>
         <w:r>
           <w:rPr>
@@ -3304,7 +3304,7 @@
           <w:szCs w:val="22"/>
         </w:rPr>
       </w:pPr>
-      <w:hyperlink w:anchor="_Toc241402151" w:history="1">
+      <w:hyperlink w:anchor="_Toc241434418" w:history="1">
         <w:r>
           <w:rPr>
             <w:rStyle w:val="Hyperlink"/>
@@ -3331,7 +3331,7 @@
             <w:noProof/>
             <w:webHidden/>
           </w:rPr>
-          <w:instrText xml:space="preserve"> PAGEREF _Toc241402151 \h </w:instrText>
+          <w:instrText xml:space="preserve"> PAGEREF _Toc241434418 \h </w:instrText>
         </w:r>
         <w:r>
           <w:rPr>
@@ -3375,7 +3375,7 @@
           <w:szCs w:val="22"/>
         </w:rPr>
       </w:pPr>
-      <w:hyperlink w:anchor="_Toc241402152" w:history="1">
+      <w:hyperlink w:anchor="_Toc241434419" w:history="1">
         <w:r>
           <w:rPr>
             <w:rStyle w:val="Hyperlink"/>
@@ -3402,7 +3402,7 @@
             <w:noProof/>
             <w:webHidden/>
           </w:rPr>
-          <w:instrText xml:space="preserve"> PAGEREF _Toc241402152 \h </w:instrText>
+          <w:instrText xml:space="preserve"> PAGEREF _Toc241434419 \h </w:instrText>
         </w:r>
         <w:r>
           <w:rPr>
@@ -3443,7 +3443,7 @@
         <w:pStyle w:val="Heading1"/>
         <w:pageBreakBefore/>
       </w:pPr>
-      <w:bookmarkStart w:id="0" w:name="_Toc241402106"/>
+      <w:bookmarkStart w:id="0" w:name="_Toc241434373"/>
       <w:r>
         <w:lastRenderedPageBreak/>
         <w:t>Part 1 — User requirements</w:t>
@@ -3454,7 +3454,7 @@
       <w:pPr>
         <w:pStyle w:val="Heading1"/>
       </w:pPr>
-      <w:bookmarkStart w:id="1" w:name="_Toc241402107"/>
+      <w:bookmarkStart w:id="1" w:name="_Toc241434374"/>
       <w:r>
         <w:t>1. Purpose and people</w:t>
       </w:r>
@@ -3878,7 +3878,7 @@
       <w:pPr>
         <w:pStyle w:val="Heading1"/>
       </w:pPr>
-      <w:bookmarkStart w:id="2" w:name="_Toc241402108"/>
+      <w:bookmarkStart w:id="2" w:name="_Toc241434375"/>
       <w:r>
         <w:t>2. Signing in and accounts</w:t>
       </w:r>
@@ -3958,7 +3958,7 @@
       <w:pPr>
         <w:pStyle w:val="Heading1"/>
       </w:pPr>
-      <w:bookmarkStart w:id="3" w:name="_Toc241402109"/>
+      <w:bookmarkStart w:id="3" w:name="_Toc241434376"/>
       <w:r>
         <w:t>3. Layout and navigation</w:t>
       </w:r>
@@ -4096,31 +4096,8 @@
         </w:numPr>
       </w:pPr>
       <w:r>
-        <w:t>Text uses Fraunces for titles and Figtree for body text; colours follow the Healoo sage-green theme.</w:t>
-      </w:r>
-    </w:p>
-    <w:p>
-      <w:pPr>
-        <w:pStyle w:val="Heading1"/>
-      </w:pPr>
-      <w:bookmarkStart w:id="4" w:name="_Toc241402110"/>
-      <w:r>
-        <w:t>4. Landing page (Home)</w:t>
-      </w:r>
-      <w:bookmarkEnd w:id="4"/>
-    </w:p>
-    <w:p>
-      <w:pPr>
-        <w:pStyle w:val="Heading2"/>
-      </w:pPr>
-      <w:bookmarkStart w:id="5" w:name="_Toc241402111"/>
-      <w:r>
-        <w:t>4.1 What it</w:t>
-      </w:r>
-      <w:r>
-        <w:t xml:space="preserve"> shows</w:t>
-      </w:r>
-      <w:bookmarkEnd w:id="5"/>
+        <w:t>Text uses Fraunces for titles and Figtree for body text.</w:t>
+      </w:r>
     </w:p>
     <w:p>
       <w:pPr>
@@ -4131,8 +4108,31 @@
         </w:numPr>
       </w:pPr>
       <w:r>
-        <w:t>Date, a greeting with the user’s first name, and their initials (tap to open Settings).</w:t>
-      </w:r>
+        <w:t>Theme colour #AAB5AD (grey-green) for headers, buttons, selected chips and til</w:t>
+      </w:r>
+      <w:r>
+        <w:t>es, with dark text on it; links and icons on light backgrounds use a darker shade of it (#4B5A51) so they stay readable.</w:t>
+      </w:r>
+    </w:p>
+    <w:p>
+      <w:pPr>
+        <w:pStyle w:val="Heading1"/>
+      </w:pPr>
+      <w:bookmarkStart w:id="4" w:name="_Toc241434377"/>
+      <w:r>
+        <w:t>4. Landing page (Home)</w:t>
+      </w:r>
+      <w:bookmarkEnd w:id="4"/>
+    </w:p>
+    <w:p>
+      <w:pPr>
+        <w:pStyle w:val="Heading2"/>
+      </w:pPr>
+      <w:bookmarkStart w:id="5" w:name="_Toc241434378"/>
+      <w:r>
+        <w:t>4.1 What it shows</w:t>
+      </w:r>
+      <w:bookmarkEnd w:id="5"/>
     </w:p>
     <w:p>
       <w:pPr>
@@ -4143,37 +4143,7 @@
         </w:numPr>
       </w:pPr>
       <w:r>
-        <w:t xml:space="preserve">Three dashboard tiles: </w:t>
-      </w:r>
-      <w:r>
-        <w:rPr>
-          <w:b/>
-        </w:rPr>
-        <w:t>Open reports</w:t>
-      </w:r>
-      <w:r>
-        <w:t xml:space="preserve"> (open items containing a report), </w:t>
-      </w:r>
-      <w:r>
-        <w:rPr>
-          <w:b/>
-        </w:rPr>
-        <w:t>Unread messages</w:t>
-      </w:r>
-      <w:r>
-        <w:t xml:space="preserve"> (messages not yet read, across all discussions) and </w:t>
-      </w:r>
-      <w:r>
-        <w:rPr>
-          <w:b/>
-        </w:rPr>
-        <w:t>Appointments</w:t>
-      </w:r>
-      <w:r>
-        <w:t xml:space="preserve"> (scheduled</w:t>
-      </w:r>
-      <w:r>
-        <w:t xml:space="preserve"> visits in the next 7 days).</w:t>
+        <w:t>Date, a greeting with the user’s first name, and their initials (tap to open Settings).</w:t>
       </w:r>
     </w:p>
     <w:p>
@@ -4185,7 +4155,37 @@
         </w:numPr>
       </w:pPr>
       <w:r>
-        <w:t>A search box with role chips (Doctors, Users, Hospitals, Labs). Searching or tapping a chip opens Search with that filter.</w:t>
+        <w:t xml:space="preserve">Three </w:t>
+      </w:r>
+      <w:r>
+        <w:t xml:space="preserve">dashboard tiles: </w:t>
+      </w:r>
+      <w:r>
+        <w:rPr>
+          <w:b/>
+        </w:rPr>
+        <w:t>Open reports</w:t>
+      </w:r>
+      <w:r>
+        <w:t xml:space="preserve"> (open items containing a report), </w:t>
+      </w:r>
+      <w:r>
+        <w:rPr>
+          <w:b/>
+        </w:rPr>
+        <w:t>Unread messages</w:t>
+      </w:r>
+      <w:r>
+        <w:t xml:space="preserve"> (messages not yet read, across all discussions) and </w:t>
+      </w:r>
+      <w:r>
+        <w:rPr>
+          <w:b/>
+        </w:rPr>
+        <w:t>Appointments</w:t>
+      </w:r>
+      <w:r>
+        <w:t xml:space="preserve"> (scheduled visits in the next 7 days).</w:t>
       </w:r>
     </w:p>
     <w:p>
@@ -4197,30 +4197,11 @@
         </w:numPr>
       </w:pPr>
       <w:r>
-        <w:t xml:space="preserve">The </w:t>
-      </w:r>
-      <w:r>
-        <w:rPr>
-          <w:b/>
-        </w:rPr>
-        <w:t>Open items</w:t>
-      </w:r>
-      <w:r>
-        <w:t xml:space="preserve"> list: the 20 most recently changed open items, newest first.</w:t>
-      </w:r>
-    </w:p>
-    <w:p>
-      <w:pPr>
-        <w:pStyle w:val="Heading2"/>
-      </w:pPr>
-      <w:bookmarkStart w:id="6" w:name="_Toc241402112"/>
-      <w:r>
-        <w:t>4.2 Dashboard tiles filter t</w:t>
-      </w:r>
-      <w:r>
-        <w:t>he list</w:t>
-      </w:r>
-      <w:bookmarkEnd w:id="6"/>
+        <w:t>A compact search box and small role chips (All, Doctors, Users, Hospital</w:t>
+      </w:r>
+      <w:r>
+        <w:t>s, Labs). Searching or tapping a chip opens Search with that filter. A fine line separates this Find section from Open items, without adding space.</w:t>
+      </w:r>
     </w:p>
     <w:p>
       <w:pPr>
@@ -4231,8 +4212,30 @@
         </w:numPr>
       </w:pPr>
       <w:r>
-        <w:t>Tapping a tile highlights it (the tile turns white) and filters Open items to items containing that kind of content: reports, messages or appointments. The heading changes to, for example, “Open items · Reports”.</w:t>
-      </w:r>
+        <w:t xml:space="preserve">The </w:t>
+      </w:r>
+      <w:r>
+        <w:rPr>
+          <w:b/>
+        </w:rPr>
+        <w:t>Open items</w:t>
+      </w:r>
+      <w:r>
+        <w:t xml:space="preserve"> list: the 20 most recently changed open items, newest first. Any addition to an item (message</w:t>
+      </w:r>
+      <w:r>
+        <w:t>, file, appointment, alert) moves it to the top.</w:t>
+      </w:r>
+    </w:p>
+    <w:p>
+      <w:pPr>
+        <w:pStyle w:val="Heading2"/>
+      </w:pPr>
+      <w:bookmarkStart w:id="6" w:name="_Toc241434379"/>
+      <w:r>
+        <w:t>4.2 Dashboard tiles filter the list</w:t>
+      </w:r>
+      <w:bookmarkEnd w:id="6"/>
     </w:p>
     <w:p>
       <w:pPr>
@@ -4243,19 +4246,10 @@
         </w:numPr>
       </w:pPr>
       <w:r>
-        <w:t>Tapping the highlighted tile again,</w:t>
-      </w:r>
-      <w:r>
-        <w:t xml:space="preserve"> or </w:t>
-      </w:r>
-      <w:r>
-        <w:rPr>
-          <w:b/>
-        </w:rPr>
-        <w:t>Clear filter</w:t>
-      </w:r>
-      <w:r>
-        <w:t>, shows all open items again. Only one tile can be selected at a time.</w:t>
+        <w:t>Tapping a tile highlights it (the tile turns white) and filters Open items to items containing that kind of content: reports, messages or appointments. The heading changes</w:t>
+      </w:r>
+      <w:r>
+        <w:t xml:space="preserve"> to, for example, “Open items · Reports”.</w:t>
       </w:r>
     </w:p>
     <w:p>
@@ -4267,19 +4261,18 @@
         </w:numPr>
       </w:pPr>
       <w:r>
-        <w:t>If nothing matches, the list says so (for example “No open items with reports.”).</w:t>
-      </w:r>
-    </w:p>
-    <w:p>
-      <w:pPr>
-        <w:pStyle w:val="Heading2"/>
-      </w:pPr>
-      <w:bookmarkStart w:id="7" w:name="_Toc241402113"/>
-      <w:r>
         <w:lastRenderedPageBreak/>
-        <w:t>4.3 Listing items</w:t>
-      </w:r>
-      <w:bookmarkEnd w:id="7"/>
+        <w:t xml:space="preserve">Tapping the highlighted tile again, or </w:t>
+      </w:r>
+      <w:r>
+        <w:rPr>
+          <w:b/>
+        </w:rPr>
+        <w:t>Clear filter</w:t>
+      </w:r>
+      <w:r>
+        <w:t>, shows all open items again. Only one tile can be selected at a time.</w:t>
+      </w:r>
     </w:p>
     <w:p>
       <w:pPr>
@@ -4290,11 +4283,21 @@
         </w:numPr>
       </w:pPr>
       <w:r>
-        <w:t>Each row shows an icon for the item’s kind, its title, a short descri</w:t>
-      </w:r>
-      <w:r>
-        <w:t>ption, when it last changed (for example “Today”) and a coloured label (Report, Message, Appointment, Alert).</w:t>
-      </w:r>
+        <w:t>If nothing matches, the list says so (for example “No open items with reports.”).</w:t>
+      </w:r>
+    </w:p>
+    <w:p>
+      <w:pPr>
+        <w:pStyle w:val="Heading2"/>
+      </w:pPr>
+      <w:bookmarkStart w:id="7" w:name="_Toc241434380"/>
+      <w:r>
+        <w:t>4.3 Listin</w:t>
+      </w:r>
+      <w:r>
+        <w:t>g items</w:t>
+      </w:r>
+      <w:bookmarkEnd w:id="7"/>
     </w:p>
     <w:p>
       <w:pPr>
@@ -4305,28 +4308,10 @@
         </w:numPr>
       </w:pPr>
       <w:r>
-        <w:t xml:space="preserve">When there are 20 or more open items, </w:t>
-      </w:r>
-      <w:r>
-        <w:rPr>
-          <w:b/>
-        </w:rPr>
-        <w:t>See all</w:t>
-      </w:r>
-      <w:r>
-        <w:t xml:space="preserve"> expands the list in place to up to 100 items; </w:t>
-      </w:r>
-      <w:r>
-        <w:rPr>
-          <w:b/>
-        </w:rPr>
-        <w:t>Show fewer</w:t>
-      </w:r>
-      <w:r>
-        <w:t xml:space="preserve"> returns to 20. See all never leaves the lan</w:t>
-      </w:r>
-      <w:r>
-        <w:t>ding page.</w:t>
+        <w:t>Each row shows an icon for the item’s kind, its title, a short description, when it last changed, in the phone’s time zone (“6.37pm, Fri 4/16” this year, “6.37pm 4/16/2025” for earlier years) and a coloured label (Report, Message, Appointment, Aler</w:t>
+      </w:r>
+      <w:r>
+        <w:t>t).</w:t>
       </w:r>
     </w:p>
     <w:p>
@@ -4338,7 +4323,25 @@
         </w:numPr>
       </w:pPr>
       <w:r>
-        <w:t>Tapping a row opens the item.</w:t>
+        <w:t xml:space="preserve">When there are 20 or more open items, </w:t>
+      </w:r>
+      <w:r>
+        <w:rPr>
+          <w:b/>
+        </w:rPr>
+        <w:t>See all</w:t>
+      </w:r>
+      <w:r>
+        <w:t xml:space="preserve"> expands the list in place to up to 100 items; </w:t>
+      </w:r>
+      <w:r>
+        <w:rPr>
+          <w:b/>
+        </w:rPr>
+        <w:t>Show fewer</w:t>
+      </w:r>
+      <w:r>
+        <w:t xml:space="preserve"> returns to 20. See all never leaves the landing page.</w:t>
       </w:r>
     </w:p>
     <w:p>
@@ -4350,14 +4353,29 @@
         </w:numPr>
       </w:pPr>
       <w:r>
-        <w:t>The list and the counters update by themselves when something changes while the app is open (section 11).</w:t>
+        <w:t>Tapping a row opens the item.</w:t>
+      </w:r>
+    </w:p>
+    <w:p>
+      <w:pPr>
+        <w:pStyle w:val="Compact"/>
+        <w:numPr>
+          <w:ilvl w:val="0"/>
+          <w:numId w:val="3"/>
+        </w:numPr>
+      </w:pPr>
+      <w:r>
+        <w:t>The list and the counters update by themselves when something cha</w:t>
+      </w:r>
+      <w:r>
+        <w:t>nges while the app is open (section 11).</w:t>
       </w:r>
     </w:p>
     <w:p>
       <w:pPr>
         <w:pStyle w:val="Heading1"/>
       </w:pPr>
-      <w:bookmarkStart w:id="8" w:name="_Toc241402114"/>
+      <w:bookmarkStart w:id="8" w:name="_Toc241434381"/>
       <w:r>
         <w:t>5. Items</w:t>
       </w:r>
@@ -4368,10 +4386,7 @@
         <w:pStyle w:val="BodyText"/>
       </w:pPr>
       <w:r>
-        <w:t xml:space="preserve">An item is one case: for example “CBC – Complete blood count” or “Appointment with Dr. Anitha Rao”. </w:t>
-      </w:r>
-      <w:r>
-        <w:t>It is created from one primary part, then grows as people add to it.</w:t>
+        <w:t>An item is one case: for example “CBC – Complete blood count” or “Appointment with Dr. Anitha Rao”. It is created from one primary part, then grows as people add to it.</w:t>
       </w:r>
     </w:p>
     <w:tbl>
@@ -4521,7 +4536,10 @@
               <w:pStyle w:val="Compact"/>
             </w:pPr>
             <w:r>
-              <w:t>Images and PDFs, shown in the order they were added; up to 20 files per upload, images up to 10 MB, PDFs up to 25 MB.</w:t>
+              <w:t>Images and PDFs, shown in th</w:t>
+            </w:r>
+            <w:r>
+              <w:t>e order they were added; up to 20 files per upload, images up to 10 MB, PDFs up to 25 MB.</w:t>
             </w:r>
           </w:p>
         </w:tc>
@@ -4614,10 +4632,10 @@
               <w:pStyle w:val="Compact"/>
             </w:pPr>
             <w:r>
-              <w:t>Open or Closed. Closing asks for optional feedback; only the patient may add</w:t>
-            </w:r>
-            <w:r>
-              <w:t xml:space="preserve"> a 1–5 star rating. A closed item can be reopened. Nothing can be added to a closed item.</w:t>
+              <w:t>Open or Closed. Closing asks for optional feedback; only the patient may add a 1–5 star rating. Closed items are shown in a grey shade wherever they are lis</w:t>
+            </w:r>
+            <w:r>
+              <w:t>ted; open items are white. A closed item can be reopened. Nothing can be added to a closed item.</w:t>
             </w:r>
           </w:p>
         </w:tc>
@@ -4664,6 +4682,7 @@
         <w:pStyle w:val="BodyText"/>
       </w:pPr>
       <w:r>
+        <w:lastRenderedPageBreak/>
         <w:t>The item page shows the header (title, kind, status, keywords, who it is shared with), then sections for attachments, discussion, appointments and alerts, each with an Add action for people with full access.</w:t>
       </w:r>
     </w:p>
@@ -4671,9 +4690,8 @@
       <w:pPr>
         <w:pStyle w:val="Heading1"/>
       </w:pPr>
-      <w:bookmarkStart w:id="9" w:name="_Toc241402115"/>
-      <w:r>
-        <w:lastRenderedPageBreak/>
+      <w:bookmarkStart w:id="9" w:name="_Toc241434382"/>
+      <w:r>
         <w:t>6. Messages</w:t>
       </w:r>
       <w:bookmarkEnd w:id="9"/>
@@ -4682,7 +4700,7 @@
       <w:pPr>
         <w:pStyle w:val="Heading2"/>
       </w:pPr>
-      <w:bookmarkStart w:id="10" w:name="_Toc241402116"/>
+      <w:bookmarkStart w:id="10" w:name="_Toc241434383"/>
       <w:r>
         <w:t>6.1 Where messages live</w:t>
       </w:r>
@@ -4749,7 +4767,7 @@
       <w:pPr>
         <w:pStyle w:val="Heading2"/>
       </w:pPr>
-      <w:bookmarkStart w:id="11" w:name="_Toc241402117"/>
+      <w:bookmarkStart w:id="11" w:name="_Toc241434384"/>
       <w:r>
         <w:t>6.2 Sending a message</w:t>
       </w:r>
@@ -4840,7 +4858,7 @@
       <w:pPr>
         <w:pStyle w:val="Heading2"/>
       </w:pPr>
-      <w:bookmarkStart w:id="12" w:name="_Toc241402118"/>
+      <w:bookmarkStart w:id="12" w:name="_Toc241434385"/>
       <w:r>
         <w:t>6.3 Receiving and listing messages</w:t>
       </w:r>
@@ -4864,7 +4882,10 @@
         <w:t>Messages</w:t>
       </w:r>
       <w:r>
-        <w:t xml:space="preserve"> tab lists one row per discussion: the other person, the item title, the last message and an unread count badge.</w:t>
+        <w:t xml:space="preserve"> tab lists one row per discussion, newest message first: the other person, the item title, the last message and an unread count badge. Discussions of closed items ar</w:t>
+      </w:r>
+      <w:r>
+        <w:t>e grey.</w:t>
       </w:r>
     </w:p>
     <w:p>
@@ -4876,10 +4897,16 @@
         </w:numPr>
       </w:pPr>
       <w:r>
-        <w:t>The unread count goes up when someone else writes an</w:t>
-      </w:r>
-      <w:r>
-        <w:t>d returns to zero when the user opens that discussion.</w:t>
+        <w:t xml:space="preserve">At the top of a discussion, a </w:t>
+      </w:r>
+      <w:r>
+        <w:rPr>
+          <w:b/>
+        </w:rPr>
+        <w:t>With</w:t>
+      </w:r>
+      <w:r>
+        <w:t xml:space="preserve"> strip shows everyone in it (except you) by name and Healoo ID, with their photo. Tapping one opens their profile.</w:t>
       </w:r>
     </w:p>
     <w:p>
@@ -4891,7 +4918,10 @@
         </w:numPr>
       </w:pPr>
       <w:r>
-        <w:t>While the app is open, new messages appear within about a second, and a “typing” indication shows while the other person types.</w:t>
+        <w:t xml:space="preserve">Unsent text is kept: leaving a discussion (or a person’s Message sheet) and coming back shows what </w:t>
+      </w:r>
+      <w:r>
+        <w:t>was typed. It is kept only while the app runs; closing the app, or logging out, clears it.</w:t>
       </w:r>
     </w:p>
     <w:p>
@@ -4903,10 +4933,7 @@
         </w:numPr>
       </w:pPr>
       <w:r>
-        <w:t>When the app is closed or in the background, the user gets a push notific</w:t>
-      </w:r>
-      <w:r>
-        <w:t>ation; tapping it opens the discussion.</w:t>
+        <w:t>The unread count goes up when someone else writes and returns to zero when the user opens that discussion.</w:t>
       </w:r>
     </w:p>
     <w:p>
@@ -4918,6 +4945,34 @@
         </w:numPr>
       </w:pPr>
       <w:r>
+        <w:t xml:space="preserve">While the app is open, new messages appear within about a </w:t>
+      </w:r>
+      <w:r>
+        <w:t>second, and a “typing” indication shows while the other person types.</w:t>
+      </w:r>
+    </w:p>
+    <w:p>
+      <w:pPr>
+        <w:pStyle w:val="Compact"/>
+        <w:numPr>
+          <w:ilvl w:val="0"/>
+          <w:numId w:val="3"/>
+        </w:numPr>
+      </w:pPr>
+      <w:r>
+        <w:t>When the app is closed or in the background, the user gets a push notification; tapping it opens the discussion.</w:t>
+      </w:r>
+    </w:p>
+    <w:p>
+      <w:pPr>
+        <w:pStyle w:val="Compact"/>
+        <w:numPr>
+          <w:ilvl w:val="0"/>
+          <w:numId w:val="3"/>
+        </w:numPr>
+      </w:pPr>
+      <w:r>
+        <w:lastRenderedPageBreak/>
         <w:t xml:space="preserve">A person’s page has a </w:t>
       </w:r>
       <w:r>
@@ -4927,14 +4982,17 @@
         <w:t>History</w:t>
       </w:r>
       <w:r>
-        <w:t xml:space="preserve"> operation that shows the discussions and items shared with that person.</w:t>
+        <w:t xml:space="preserve"> operation that shows the discussions and it</w:t>
+      </w:r>
+      <w:r>
+        <w:t>ems shared with that person: open and closed, newest first, closed ones grey.</w:t>
       </w:r>
     </w:p>
     <w:p>
       <w:pPr>
         <w:pStyle w:val="Heading1"/>
       </w:pPr>
-      <w:bookmarkStart w:id="13" w:name="_Toc241402119"/>
+      <w:bookmarkStart w:id="13" w:name="_Toc241434386"/>
       <w:r>
         <w:t>7. Person pages and their operations</w:t>
       </w:r>
@@ -4945,10 +5003,10 @@
         <w:pStyle w:val="BodyText"/>
       </w:pPr>
       <w:r>
-        <w:t>Opening a person (from Search, a contact or a list) shows their profile: phot</w:t>
-      </w:r>
-      <w:r>
-        <w:t>o or initials, name, role and designation, location, hospital and registration number. The bottom bar then shows operations for that person. The mapping is kept in one configuration file, so it can be changed in one place for both apps.</w:t>
+        <w:t>Opening a person (from Search, a contact or a list) shows their profile: photo or initials, name, role and designation, location, hospital an</w:t>
+      </w:r>
+      <w:r>
+        <w:t>d registration number. The bottom bar then shows operations for that person. The mapping is kept in one configuration file, so it can be changed in one place for both apps.</w:t>
       </w:r>
     </w:p>
     <w:tbl>
@@ -4989,7 +5047,6 @@
               <w:rPr>
                 <w:b/>
               </w:rPr>
-              <w:lastRenderedPageBreak/>
               <w:t>Page</w:t>
             </w:r>
           </w:p>
@@ -5007,13 +5064,7 @@
               <w:rPr>
                 <w:b/>
               </w:rPr>
-              <w:t>Operations (in</w:t>
-            </w:r>
-            <w:r>
-              <w:rPr>
-                <w:b/>
-              </w:rPr>
-              <w:t xml:space="preserve"> order)</w:t>
+              <w:t>Operations (in order)</w:t>
             </w:r>
           </w:p>
         </w:tc>
@@ -5364,10 +5415,7 @@
               <w:pStyle w:val="Compact"/>
             </w:pPr>
             <w:r>
-              <w:t>Shows the items and discussions shared with this person, on the same p</w:t>
-            </w:r>
-            <w:r>
-              <w:t>age.</w:t>
+              <w:t>Shows the items and discussions shared with this person, on the same page.</w:t>
             </w:r>
           </w:p>
         </w:tc>
@@ -5429,7 +5477,10 @@
               <w:pStyle w:val="Compact"/>
             </w:pPr>
             <w:r>
-              <w:t>Opens Upload with this person as a fixed recipient: either a new item or new files for an existing item.</w:t>
+              <w:t>Opens Upload with this person as a fixed recipient: either a new item or new files for</w:t>
+            </w:r>
+            <w:r>
+              <w:t xml:space="preserve"> an existing item.</w:t>
             </w:r>
           </w:p>
         </w:tc>
@@ -5491,10 +5542,7 @@
               <w:pStyle w:val="Compact"/>
             </w:pPr>
             <w:r>
-              <w:t xml:space="preserve">Pick one of the hospital’s doctors, then the appointment </w:t>
-            </w:r>
-            <w:r>
-              <w:t>form at that hospital.</w:t>
+              <w:t>Pick one of the hospital’s doctors, then the appointment form at that hospital.</w:t>
             </w:r>
           </w:p>
         </w:tc>
@@ -5512,6 +5560,7 @@
               <w:pStyle w:val="Compact"/>
             </w:pPr>
             <w:r>
+              <w:lastRenderedPageBreak/>
               <w:t>Doctors (hospital page)</w:t>
             </w:r>
           </w:p>
@@ -5525,7 +5574,10 @@
               <w:pStyle w:val="Compact"/>
             </w:pPr>
             <w:r>
-              <w:t>Search the hospital’s doctors by name, Healoo ID or designation.</w:t>
+              <w:t>Search the hospital’s doctors by name,</w:t>
+            </w:r>
+            <w:r>
+              <w:t xml:space="preserve"> Healoo ID or designation.</w:t>
             </w:r>
           </w:p>
         </w:tc>
@@ -5540,7 +5592,7 @@
       <w:pPr>
         <w:pStyle w:val="Heading1"/>
       </w:pPr>
-      <w:bookmarkStart w:id="14" w:name="_Toc241402120"/>
+      <w:bookmarkStart w:id="14" w:name="_Toc241434387"/>
       <w:r>
         <w:t>8. Upload and sharing</w:t>
       </w:r>
@@ -5561,10 +5613,7 @@
         <w:t>Upload</w:t>
       </w:r>
       <w:r>
-        <w:t xml:space="preserve"> creates a new item (report, message, appointment or alert) or adds files to an existing item. New documents only</w:t>
-      </w:r>
-      <w:r>
-        <w:t xml:space="preserve"> ever come in through Upload.</w:t>
+        <w:t xml:space="preserve"> creates a new item (report, message, appointment or alert) or adds files to an existing item. New documents only ever come in through Upload.</w:t>
       </w:r>
     </w:p>
     <w:p>
@@ -5588,7 +5637,6 @@
         </w:numPr>
       </w:pPr>
       <w:r>
-        <w:lastRenderedPageBreak/>
         <w:t>Labs and hospitals can upload for a patient in their contacts; the patient owns the result.</w:t>
       </w:r>
     </w:p>
@@ -5607,10 +5655,10 @@
         <w:t>Share</w:t>
       </w:r>
       <w:r>
-        <w:t xml:space="preserve"> passes on an existing item. The owner may share with anyone. A doctor, lab or hospital that can fully read an item may pass it on to a doctor (a referral), ev</w:t>
-      </w:r>
-      <w:r>
-        <w:t>en without owning it.</w:t>
+        <w:t xml:space="preserve"> passes</w:t>
+      </w:r>
+      <w:r>
+        <w:t xml:space="preserve"> on an existing item. The owner may share with anyone. A doctor, lab or hospital that can fully read an item may pass it on to a doctor (a referral), even without owning it.</w:t>
       </w:r>
     </w:p>
     <w:p>
@@ -5622,7 +5670,10 @@
         </w:numPr>
       </w:pPr>
       <w:r>
-        <w:t>Only the owner can stop sharing: Settings → Active sharing lists who can see what, with a way to revoke each share.</w:t>
+        <w:t>Only the owner can stop sharing: Settings → Active sharing lists who can see what,</w:t>
+      </w:r>
+      <w:r>
+        <w:t xml:space="preserve"> with a way to revoke each share.</w:t>
       </w:r>
     </w:p>
     <w:p>
@@ -5634,17 +5685,14 @@
         </w:numPr>
       </w:pPr>
       <w:r>
-        <w:t>Sharing with a hospital lets every doctor currently working there read the item. If a doctor leaves the hospital, they</w:t>
-      </w:r>
-      <w:r>
-        <w:t xml:space="preserve"> lose that access at once.</w:t>
+        <w:t>Sharing with a hospital lets every doctor currently working there read the item. If a doctor leaves the hospital, they lose that access at once.</w:t>
       </w:r>
     </w:p>
     <w:p>
       <w:pPr>
         <w:pStyle w:val="Heading1"/>
       </w:pPr>
-      <w:bookmarkStart w:id="15" w:name="_Toc241402121"/>
+      <w:bookmarkStart w:id="15" w:name="_Toc241434388"/>
       <w:r>
         <w:t>9. Appointments, alerts and calendar</w:t>
       </w:r>
@@ -5659,7 +5707,10 @@
         </w:numPr>
       </w:pPr>
       <w:r>
-        <w:t>An appointment has a doctor, date, time, optional hospital, duration (default 15 minutes) and notes. Booking an appointment shares the item with that doctor.</w:t>
+        <w:t>An appointment has a doctor, date, time,</w:t>
+      </w:r>
+      <w:r>
+        <w:t xml:space="preserve"> optional hospital, duration (default 15 minutes) and notes. Booking an appointment shares the item with that doctor.</w:t>
       </w:r>
     </w:p>
     <w:p>
@@ -5671,10 +5722,10 @@
         </w:numPr>
       </w:pPr>
       <w:r>
-        <w:t xml:space="preserve">Repeat: off, daily, weekly, every </w:t>
-      </w:r>
-      <w:r>
-        <w:t>2 weeks, monthly or every 3 months; for 1, 2, 3 or 6 months, or until cancelled. The form shows how many visits that makes and refuses combinations that make no sense.</w:t>
+        <w:t>Repeat: off, daily, weekly, every 2 weeks, monthly or every 3 months; for 1, 2, 3 or 6 months, or until cancelled. The form shows how many</w:t>
+      </w:r>
+      <w:r>
+        <w:t xml:space="preserve"> visits that makes and refuses combinations that make no sense.</w:t>
       </w:r>
     </w:p>
     <w:p>
@@ -5686,10 +5737,7 @@
         </w:numPr>
       </w:pPr>
       <w:r>
-        <w:t>Single visits can be cancelled or moved, or marked completed or no-show, without changin</w:t>
-      </w:r>
-      <w:r>
-        <w:t>g the series.</w:t>
+        <w:t>Single visits can be cancelled or moved, or marked completed or no-show, without changing the series.</w:t>
       </w:r>
     </w:p>
     <w:p>
@@ -5701,7 +5749,10 @@
         </w:numPr>
       </w:pPr>
       <w:r>
-        <w:t>Appointments create reminder alerts automatically. Other alerts (medication, follow-up, custom) can be added and can repeat the same way.</w:t>
+        <w:t>Appointments create reminder alerts automatically. Other alerts (medication, follow-up, cu</w:t>
+      </w:r>
+      <w:r>
+        <w:t>stom) can be added and can repeat the same way.</w:t>
       </w:r>
     </w:p>
     <w:p>
@@ -5725,19 +5776,19 @@
         </w:numPr>
       </w:pPr>
       <w:r>
-        <w:t>T</w:t>
-      </w:r>
-      <w:r>
-        <w:t>he calendar lists upcoming visits (up to about six months ahead).</w:t>
+        <w:t>The calendar lists upcoming visits (up to about six months ahead).</w:t>
       </w:r>
     </w:p>
     <w:p>
       <w:pPr>
         <w:pStyle w:val="Heading1"/>
       </w:pPr>
-      <w:bookmarkStart w:id="16" w:name="_Toc241402122"/>
-      <w:r>
-        <w:t>10. Search, contacts, settings and administration</w:t>
+      <w:bookmarkStart w:id="16" w:name="_Toc241434389"/>
+      <w:r>
+        <w:t>10. Search, contacts, settings and adm</w:t>
+      </w:r>
+      <w:r>
+        <w:t>inistration</w:t>
       </w:r>
       <w:bookmarkEnd w:id="16"/>
     </w:p>
@@ -5745,7 +5796,7 @@
       <w:pPr>
         <w:pStyle w:val="Heading2"/>
       </w:pPr>
-      <w:bookmarkStart w:id="17" w:name="_Toc241402123"/>
+      <w:bookmarkStart w:id="17" w:name="_Toc241434390"/>
       <w:r>
         <w:t>10.1 Search and contacts</w:t>
       </w:r>
@@ -5772,10 +5823,11 @@
         </w:numPr>
       </w:pPr>
       <w:r>
-        <w:t>A</w:t>
-      </w:r>
-      <w:r>
-        <w:t xml:space="preserve"> reminder on the Search screen explains that health data opens only after connecting and after the owner shares it.</w:t>
+        <w:lastRenderedPageBreak/>
+        <w:t>A reminder on the Search screen explains that health data opens only after connecting and after the owner</w:t>
+      </w:r>
+      <w:r>
+        <w:t xml:space="preserve"> shares it.</w:t>
       </w:r>
     </w:p>
     <w:p>
@@ -5794,7 +5846,7 @@
       <w:pPr>
         <w:pStyle w:val="Heading2"/>
       </w:pPr>
-      <w:bookmarkStart w:id="18" w:name="_Toc241402124"/>
+      <w:bookmarkStart w:id="18" w:name="_Toc241434391"/>
       <w:r>
         <w:t>10.2 Settings</w:t>
       </w:r>
@@ -5809,10 +5861,7 @@
         </w:numPr>
       </w:pPr>
       <w:r>
-        <w:t>Edit profile (name, location), notification preferences, Active sharing, Contacts</w:t>
-      </w:r>
-      <w:r>
-        <w:t>, and Log out.</w:t>
+        <w:t>Edit profile (name, location, profile picture), notification preferences, Active sharing, Contacts, and Log out.</w:t>
       </w:r>
     </w:p>
     <w:p>
@@ -5824,27 +5873,17 @@
         </w:numPr>
       </w:pPr>
       <w:r>
-        <w:t xml:space="preserve">Administrators also see </w:t>
-      </w:r>
-      <w:r>
         <w:rPr>
           <w:b/>
         </w:rPr>
-        <w:t>Administration</w:t>
-      </w:r>
-      <w:r>
-        <w:t>.</w:t>
-      </w:r>
-    </w:p>
-    <w:p>
-      <w:pPr>
-        <w:pStyle w:val="Heading2"/>
-      </w:pPr>
-      <w:bookmarkStart w:id="19" w:name="_Toc241402125"/>
-      <w:r>
-        <w:t>10.3 Administration</w:t>
-      </w:r>
-      <w:bookmarkEnd w:id="19"/>
+        <w:t>Profile picture:</w:t>
+      </w:r>
+      <w:r>
+        <w:t xml:space="preserve"> Choose photo (gallery), Take photo (camera) or Remove p</w:t>
+      </w:r>
+      <w:r>
+        <w:t>hoto. Each user can change only their own picture; everyone who can see the profile sees it, and it replaces the initials wherever the person is shown. The app resizes it to 512 pixels before uploading.</w:t>
+      </w:r>
     </w:p>
     <w:p>
       <w:pPr>
@@ -5855,14 +5894,30 @@
         </w:numPr>
       </w:pPr>
       <w:r>
+        <w:t xml:space="preserve">Administrators also see </w:t>
+      </w:r>
+      <w:r>
         <w:rPr>
           <w:b/>
         </w:rPr>
-        <w:t>Add user:</w:t>
-      </w:r>
-      <w:r>
-        <w:t xml:space="preserve"> creates a patient account with a name and email (the email must be unique).</w:t>
-      </w:r>
+        <w:t>Administration</w:t>
+      </w:r>
+      <w:r>
+        <w:t>.</w:t>
+      </w:r>
+    </w:p>
+    <w:p>
+      <w:pPr>
+        <w:pStyle w:val="Heading2"/>
+      </w:pPr>
+      <w:bookmarkStart w:id="19" w:name="_Toc241434392"/>
+      <w:r>
+        <w:t>10.3 Administ</w:t>
+      </w:r>
+      <w:r>
+        <w:t>ration</w:t>
+      </w:r>
+      <w:bookmarkEnd w:id="19"/>
     </w:p>
     <w:p>
       <w:pPr>
@@ -5876,14 +5931,10 @@
         <w:rPr>
           <w:b/>
         </w:rPr>
-        <w:lastRenderedPageBreak/>
-        <w:t>Add doctor:</w:t>
-      </w:r>
-      <w:r>
-        <w:t xml:space="preserve"> also takes a designation (chips for Cardiologist, Urologist, Paediatrician, or type</w:t>
-      </w:r>
-      <w:r>
-        <w:t>d) and registration number; the doctor joins the administrator’s hospital.</w:t>
+        <w:t>Add user:</w:t>
+      </w:r>
+      <w:r>
+        <w:t xml:space="preserve"> creates a patient account with a name and email (the email must be unique).</w:t>
       </w:r>
     </w:p>
     <w:p>
@@ -5898,25 +5949,13 @@
         <w:rPr>
           <w:b/>
         </w:rPr>
-        <w:t>Delete a doctor</w:t>
-      </w:r>
-      <w:r>
-        <w:t xml:space="preserve"> deactivates the account after a confirmation: the doctor can’t sign in, disappears from search and leaves the hospital; their past items and messages stay. </w:t>
-      </w:r>
-      <w:r>
-        <w:rPr>
-          <w:b/>
-        </w:rPr>
-        <w:t>Reactivat</w:t>
-      </w:r>
-      <w:r>
-        <w:rPr>
-          <w:b/>
-        </w:rPr>
-        <w:t>e</w:t>
-      </w:r>
-      <w:r>
-        <w:t xml:space="preserve"> undoes it.</w:t>
+        <w:t>Add doctor:</w:t>
+      </w:r>
+      <w:r>
+        <w:t xml:space="preserve"> also takes a designation (chips for Cardiologist, Urologist, Paediatrician, or typed) and registration number; the doctor joins the administrator’s hos</w:t>
+      </w:r>
+      <w:r>
+        <w:t>pital.</w:t>
       </w:r>
     </w:p>
     <w:p>
@@ -5931,10 +5970,19 @@
         <w:rPr>
           <w:b/>
         </w:rPr>
-        <w:t>Users can never be deleted</w:t>
-      </w:r>
-      <w:r>
-        <w:t>, and the app offers no button for it.</w:t>
+        <w:t>Delete a doctor</w:t>
+      </w:r>
+      <w:r>
+        <w:t xml:space="preserve"> deactivates the account after a confirmation: the doctor can’t sign in, disappears from search and leaves the hospital; their past items and messages stay. </w:t>
+      </w:r>
+      <w:r>
+        <w:rPr>
+          <w:b/>
+        </w:rPr>
+        <w:t>Reactivate</w:t>
+      </w:r>
+      <w:r>
+        <w:t xml:space="preserve"> undoes it.</w:t>
       </w:r>
     </w:p>
     <w:p>
@@ -5946,6 +5994,27 @@
         </w:numPr>
       </w:pPr>
       <w:r>
+        <w:rPr>
+          <w:b/>
+        </w:rPr>
+        <w:t>Users can never be deleted</w:t>
+      </w:r>
+      <w:r>
+        <w:t>, and the app offers no butto</w:t>
+      </w:r>
+      <w:r>
+        <w:t>n for it.</w:t>
+      </w:r>
+    </w:p>
+    <w:p>
+      <w:pPr>
+        <w:pStyle w:val="Compact"/>
+        <w:numPr>
+          <w:ilvl w:val="0"/>
+          <w:numId w:val="3"/>
+        </w:numPr>
+      </w:pPr>
+      <w:r>
         <w:t>A hospital administrator manages only their own hospital’s doctors.</w:t>
       </w:r>
     </w:p>
@@ -5953,7 +6022,7 @@
       <w:pPr>
         <w:pStyle w:val="Heading1"/>
       </w:pPr>
-      <w:bookmarkStart w:id="20" w:name="_Toc241402126"/>
+      <w:bookmarkStart w:id="20" w:name="_Toc241434393"/>
       <w:r>
         <w:t>11. Who can see what</w:t>
       </w:r>
@@ -6251,6 +6320,7 @@
               <w:pStyle w:val="Compact"/>
             </w:pPr>
             <w:r>
+              <w:lastRenderedPageBreak/>
               <w:t>8</w:t>
             </w:r>
           </w:p>
@@ -6341,7 +6411,7 @@
       <w:pPr>
         <w:pStyle w:val="Heading1"/>
       </w:pPr>
-      <w:bookmarkStart w:id="21" w:name="_Toc241402127"/>
+      <w:bookmarkStart w:id="21" w:name="_Toc241434394"/>
       <w:r>
         <w:t>12. Viewing files</w:t>
       </w:r>
@@ -6371,7 +6441,6 @@
         </w:numPr>
       </w:pPr>
       <w:r>
-        <w:lastRenderedPageBreak/>
         <w:t>The phone keeps only the 15 most recently opened files, about 1</w:t>
       </w:r>
       <w:r>
@@ -6436,7 +6505,7 @@
       <w:pPr>
         <w:pStyle w:val="Heading1"/>
       </w:pPr>
-      <w:bookmarkStart w:id="22" w:name="_Toc241402128"/>
+      <w:bookmarkStart w:id="22" w:name="_Toc241434395"/>
       <w:r>
         <w:t>13. Keeping the screen up to date</w:t>
       </w:r>
@@ -6525,7 +6594,7 @@
         <w:pStyle w:val="Heading1"/>
         <w:pageBreakBefore/>
       </w:pPr>
-      <w:bookmarkStart w:id="23" w:name="_Toc241402129"/>
+      <w:bookmarkStart w:id="23" w:name="_Toc241434396"/>
       <w:r>
         <w:lastRenderedPageBreak/>
         <w:t>Part 2 — Implementation</w:t>
@@ -6536,7 +6605,7 @@
       <w:pPr>
         <w:pStyle w:val="Heading1"/>
       </w:pPr>
-      <w:bookmarkStart w:id="24" w:name="_Toc241402130"/>
+      <w:bookmarkStart w:id="24" w:name="_Toc241434397"/>
       <w:r>
         <w:t>14. Architecture</w:t>
       </w:r>
@@ -6801,10 +6870,7 @@
               <w:pStyle w:val="Compact"/>
             </w:pPr>
             <w:r>
-              <w:t>Al</w:t>
-            </w:r>
-            <w:r>
-              <w:t>l records</w:t>
+              <w:t>All records</w:t>
             </w:r>
           </w:p>
         </w:tc>
@@ -7083,7 +7149,7 @@
       <w:pPr>
         <w:pStyle w:val="Heading1"/>
       </w:pPr>
-      <w:bookmarkStart w:id="25" w:name="_Toc241402131"/>
+      <w:bookmarkStart w:id="25" w:name="_Toc241434398"/>
       <w:r>
         <w:lastRenderedPageBreak/>
         <w:t>15. WUI — the Android and iOS apps</w:t>
@@ -7094,7 +7160,7 @@
       <w:pPr>
         <w:pStyle w:val="Heading2"/>
       </w:pPr>
-      <w:bookmarkStart w:id="26" w:name="_Toc241402132"/>
+      <w:bookmarkStart w:id="26" w:name="_Toc241434399"/>
       <w:r>
         <w:t>15.1 Technology and structure</w:t>
       </w:r>
@@ -7627,7 +7693,7 @@
       <w:pPr>
         <w:pStyle w:val="Heading2"/>
       </w:pPr>
-      <w:bookmarkStart w:id="27" w:name="_Toc241402133"/>
+      <w:bookmarkStart w:id="27" w:name="_Toc241434400"/>
       <w:r>
         <w:t>15.2 Minimum requirements</w:t>
       </w:r>
@@ -7943,7 +8009,7 @@
       <w:pPr>
         <w:pStyle w:val="Heading2"/>
       </w:pPr>
-      <w:bookmarkStart w:id="28" w:name="_Toc241402134"/>
+      <w:bookmarkStart w:id="28" w:name="_Toc241434401"/>
       <w:r>
         <w:t>15.3 Memory and size</w:t>
       </w:r>
@@ -8083,6 +8149,50 @@
               <w:pStyle w:val="Compact"/>
             </w:pPr>
             <w:r>
+              <w:t>Android release APK</w:t>
+            </w:r>
+          </w:p>
+        </w:tc>
+        <w:tc>
+          <w:tcPr>
+            <w:tcW w:w="2808" w:type="dxa"/>
+          </w:tcPr>
+          <w:p>
+            <w:pPr>
+              <w:pStyle w:val="Compact"/>
+            </w:pPr>
+            <w:r>
+              <w:t>4.7 MB (measured)</w:t>
+            </w:r>
+          </w:p>
+        </w:tc>
+        <w:tc>
+          <w:tcPr>
+            <w:tcW w:w="3744" w:type="dxa"/>
+          </w:tcPr>
+          <w:p>
+            <w:pPr>
+              <w:pStyle w:val="Compact"/>
+            </w:pPr>
+            <w:r>
+              <w:t>Shrunk with R8; was about 70 MB before (see 15.8)</w:t>
+            </w:r>
+          </w:p>
+        </w:tc>
+      </w:tr>
+      <w:tr>
+        <w:trPr>
+          <w:cantSplit/>
+        </w:trPr>
+        <w:tc>
+          <w:tcPr>
+            <w:tcW w:w="2808" w:type="dxa"/>
+          </w:tcPr>
+          <w:p>
+            <w:pPr>
+              <w:pStyle w:val="Compact"/>
+            </w:pPr>
+            <w:r>
               <w:t>Android debug APK</w:t>
             </w:r>
           </w:p>
@@ -8096,7 +8206,7 @@
               <w:pStyle w:val="Compact"/>
             </w:pPr>
             <w:r>
-              <w:t>70 MB (measured)</w:t>
+              <w:t>44 MB (measured)</w:t>
             </w:r>
           </w:p>
         </w:tc>
@@ -8109,7 +8219,7 @@
               <w:pStyle w:val="Compact"/>
             </w:pPr>
             <w:r>
-              <w:t>Unshrunk debug build: 65 MB of it is code, 34 MB of that the complete Material icon set (the app uses 42 icons). See 15.8</w:t>
+              <w:t>Not shrunk, for fast builds; healoo.minifyDebug=true builds a shrunk debug APK (13.8 MB) for testing R8</w:t>
             </w:r>
           </w:p>
         </w:tc>
@@ -8153,7 +8263,10 @@
               <w:pStyle w:val="Compact"/>
             </w:pPr>
             <w:r>
-              <w:t>At most 100 items in the landing list, 500 messages per discussion page</w:t>
+              <w:t>At most 100 items in the landing list, 500 messages per discussio</w:t>
+            </w:r>
+            <w:r>
+              <w:t>n page</w:t>
             </w:r>
           </w:p>
         </w:tc>
@@ -8171,10 +8284,7 @@
               <w:pStyle w:val="Compact"/>
             </w:pPr>
             <w:r>
-              <w:t>Disk cach</w:t>
-            </w:r>
-            <w:r>
-              <w:t>e</w:t>
+              <w:t>Disk cache</w:t>
             </w:r>
           </w:p>
         </w:tc>
@@ -8259,7 +8369,7 @@
       <w:pPr>
         <w:pStyle w:val="Heading2"/>
       </w:pPr>
-      <w:bookmarkStart w:id="29" w:name="_Toc241402135"/>
+      <w:bookmarkStart w:id="29" w:name="_Toc241434402"/>
       <w:r>
         <w:t>15.4 When data is fetched</w:t>
       </w:r>
@@ -8376,10 +8486,10 @@
               <w:pStyle w:val="Compact"/>
             </w:pPr>
             <w:r>
-              <w:t>GET /v1/me, /v1/dashboard, /v1/items?status=OPEN&amp;kind=&amp;limit=20 (100 with S</w:t>
-            </w:r>
-            <w:r>
-              <w:t>ee all)</w:t>
+              <w:t>GET /v1/me, /v1/dashboard, /v1/items?status=OPEN&amp;kind=&amp;</w:t>
+            </w:r>
+            <w:r>
+              <w:t>limit=20 (100 with See all)</w:t>
             </w:r>
           </w:p>
         </w:tc>
@@ -8555,7 +8665,10 @@
               <w:pStyle w:val="Compact"/>
             </w:pPr>
             <w:r>
-              <w:t>GET /v1/items/{id}</w:t>
+              <w:t>GET /v1/items/{i</w:t>
+            </w:r>
+            <w:r>
+              <w:t>d}</w:t>
             </w:r>
           </w:p>
         </w:tc>
@@ -8568,10 +8681,7 @@
               <w:pStyle w:val="Compact"/>
             </w:pPr>
             <w:r>
-              <w:t xml:space="preserve">On open; on item.updated or message.new for that item; pull to </w:t>
-            </w:r>
-            <w:r>
-              <w:t>refresh on iOS</w:t>
+              <w:t>On open; on item.updated or message.new for that item; pull to refresh on iOS</w:t>
             </w:r>
           </w:p>
         </w:tc>
@@ -8589,6 +8699,7 @@
               <w:pStyle w:val="Compact"/>
             </w:pPr>
             <w:r>
+              <w:lastRenderedPageBreak/>
               <w:t>Discussion</w:t>
             </w:r>
           </w:p>
@@ -8633,7 +8744,6 @@
               <w:pStyle w:val="Compact"/>
             </w:pPr>
             <w:r>
-              <w:lastRenderedPageBreak/>
               <w:t>Messages tab</w:t>
             </w:r>
           </w:p>
@@ -8735,10 +8845,10 @@
               <w:pStyle w:val="Compact"/>
             </w:pPr>
             <w:r>
-              <w:t>Thumbnail URL (thumb_uri, 320 px JPEG, for images and the first page of PDFs) from the item; an image with no thumbnail yet loads its full file; a</w:t>
-            </w:r>
-            <w:r>
-              <w:t xml:space="preserve"> PDF without one shows an icon</w:t>
+              <w:t>Thumbnail URL (thumb_uri, 320 px JPEG, for images and the first page of PDFs) from the item; an image w</w:t>
+            </w:r>
+            <w:r>
+              <w:t>ith no thumbnail yet loads its full file; a PDF without one shows an icon</w:t>
             </w:r>
           </w:p>
         </w:tc>
@@ -8810,9 +8920,12 @@
       <w:pPr>
         <w:pStyle w:val="Heading2"/>
       </w:pPr>
-      <w:bookmarkStart w:id="30" w:name="_Toc241402136"/>
-      <w:r>
-        <w:t>15.5 Live updates and refresh</w:t>
+      <w:bookmarkStart w:id="30" w:name="_Toc241434403"/>
+      <w:r>
+        <w:t>15.5 Live</w:t>
+      </w:r>
+      <w:r>
+        <w:t xml:space="preserve"> updates and refresh</w:t>
       </w:r>
       <w:bookmarkEnd w:id="30"/>
     </w:p>
@@ -8837,10 +8950,10 @@
         </w:numPr>
       </w:pPr>
       <w:r>
-        <w:t>Keep-alive: ping every 25 seconds; the server drops a silent conne</w:t>
-      </w:r>
-      <w:r>
-        <w:t>ction after 60 seconds.</w:t>
+        <w:t>Keep-alive: ping every 25 seconds; the server</w:t>
+      </w:r>
+      <w:r>
+        <w:t xml:space="preserve"> drops a silent connection after 60 seconds.</w:t>
       </w:r>
     </w:p>
     <w:p>
@@ -8864,10 +8977,7 @@
         </w:numPr>
       </w:pPr>
       <w:r>
-        <w:t>Events received: message.new, message.sent, item.updated, alert, typing. The landing page reloads on any</w:t>
-      </w:r>
-      <w:r>
-        <w:t xml:space="preserve"> of them; the item page and discussion reload for their own item.</w:t>
+        <w:t>Events received: message.new, message.sent, item.updated, alert, typing. The landing page reloads on any of them; the item page and discussion reload for their own item.</w:t>
       </w:r>
     </w:p>
     <w:p>
@@ -8879,14 +8989,17 @@
         </w:numPr>
       </w:pPr>
       <w:r>
-        <w:t>Tokens: refreshed automatically shortly before they expire, and once more after any 401 response before the request is retried.</w:t>
+        <w:t>Tokens: refreshed automatically shortly before they expire, and once more after any 40</w:t>
+      </w:r>
+      <w:r>
+        <w:t>1 response before the request is retried.</w:t>
       </w:r>
     </w:p>
     <w:p>
       <w:pPr>
         <w:pStyle w:val="Heading2"/>
       </w:pPr>
-      <w:bookmarkStart w:id="31" w:name="_Toc241402137"/>
+      <w:bookmarkStart w:id="31" w:name="_Toc241434404"/>
       <w:r>
         <w:t>15.6 Local storage and caching</w:t>
       </w:r>
@@ -8982,10 +9095,7 @@
               <w:pStyle w:val="Compact"/>
             </w:pPr>
             <w:r>
-              <w:t>Sign-in to</w:t>
-            </w:r>
-            <w:r>
-              <w:t>kens</w:t>
+              <w:t>Sign-in tokens</w:t>
             </w:r>
           </w:p>
         </w:tc>
@@ -9209,6 +9319,94 @@
               <w:pStyle w:val="Compact"/>
             </w:pPr>
             <w:r>
+              <w:t>Unsent message text (drafts)</w:t>
+            </w:r>
+          </w:p>
+        </w:tc>
+        <w:tc>
+          <w:tcPr>
+            <w:tcW w:w="2808" w:type="dxa"/>
+          </w:tcPr>
+          <w:p>
+            <w:pPr>
+              <w:pStyle w:val="Compact"/>
+            </w:pPr>
+            <w:r>
+              <w:t>Memory only (Drafts), per discussion and per person</w:t>
+            </w:r>
+          </w:p>
+        </w:tc>
+        <w:tc>
+          <w:tcPr>
+            <w:tcW w:w="4680" w:type="dxa"/>
+          </w:tcPr>
+          <w:p>
+            <w:pPr>
+              <w:pStyle w:val="Compact"/>
+            </w:pPr>
+            <w:r>
+              <w:t>Until the message is sent, the app is closed, or the user logs out</w:t>
+            </w:r>
+          </w:p>
+        </w:tc>
+      </w:tr>
+      <w:tr>
+        <w:trPr>
+          <w:cantSplit/>
+        </w:trPr>
+        <w:tc>
+          <w:tcPr>
+            <w:tcW w:w="1872" w:type="dxa"/>
+          </w:tcPr>
+          <w:p>
+            <w:pPr>
+              <w:pStyle w:val="Compact"/>
+            </w:pPr>
+            <w:r>
+              <w:t>Profile pictures</w:t>
+            </w:r>
+          </w:p>
+        </w:tc>
+        <w:tc>
+          <w:tcPr>
+            <w:tcW w:w="2808" w:type="dxa"/>
+          </w:tcPr>
+          <w:p>
+            <w:pPr>
+              <w:pStyle w:val="Compact"/>
+            </w:pPr>
+            <w:r>
+              <w:t>Same cache as thumbnails</w:t>
+            </w:r>
+          </w:p>
+        </w:tc>
+        <w:tc>
+          <w:tcPr>
+            <w:tcW w:w="4680" w:type="dxa"/>
+          </w:tcPr>
+          <w:p>
+            <w:pPr>
+              <w:pStyle w:val="Compact"/>
+            </w:pPr>
+            <w:r>
+              <w:t>At most 10 MB with the thumbnails</w:t>
+            </w:r>
+          </w:p>
+        </w:tc>
+      </w:tr>
+      <w:tr>
+        <w:trPr>
+          <w:cantSplit/>
+        </w:trPr>
+        <w:tc>
+          <w:tcPr>
+            <w:tcW w:w="1872" w:type="dxa"/>
+          </w:tcPr>
+          <w:p>
+            <w:pPr>
+              <w:pStyle w:val="Compact"/>
+            </w:pPr>
+            <w:r>
               <w:t>Page operations and fonts</w:t>
             </w:r>
           </w:p>
@@ -9235,7 +9433,10 @@
               <w:pStyle w:val="Compact"/>
             </w:pPr>
             <w:r>
-              <w:t>Change with an app update</w:t>
+              <w:t>Change with an</w:t>
+            </w:r>
+            <w:r>
+              <w:t xml:space="preserve"> app update</w:t>
             </w:r>
           </w:p>
         </w:tc>
@@ -9251,7 +9452,10 @@
         <w:pStyle w:val="BodyText"/>
       </w:pPr>
       <w:r>
-        <w:t>Files are never inside API responses: an item carries only file records with 10-minute signed URLs (uri and thumb_uri). Full files are fetched from those URLs when opened in the viewer, which also preloads one file on each side of the current one.</w:t>
+        <w:t>Files are never inside API responses: an item carries only file records with 10-minute signed URLs (uri and thumb_uri). Full files are fetched from those URLs when opened in the viewer, which also preloads one file on each side of the current</w:t>
+      </w:r>
+      <w:r>
+        <w:t xml:space="preserve"> one.</w:t>
       </w:r>
     </w:p>
     <w:p>
@@ -9259,17 +9463,14 @@
         <w:pStyle w:val="BodyText"/>
       </w:pPr>
       <w:r>
-        <w:t>Not buil</w:t>
-      </w:r>
-      <w:r>
-        <w:t>t yet: the offline copy of the last 50 items (Room on Android, SwiftData on iOS) and an outbox that queues uploads and messages while offline.</w:t>
+        <w:t>Not built yet: the offline copy of the last 50 items (Room on Android, SwiftData on iOS) and an outbox that queues uploads and messages while offline.</w:t>
       </w:r>
     </w:p>
     <w:p>
       <w:pPr>
         <w:pStyle w:val="Heading2"/>
       </w:pPr>
-      <w:bookmarkStart w:id="32" w:name="_Toc241402138"/>
+      <w:bookmarkStart w:id="32" w:name="_Toc241434405"/>
       <w:r>
         <w:t>15.7 Configuration</w:t>
       </w:r>
@@ -9471,7 +9672,7 @@
       <w:pPr>
         <w:pStyle w:val="Heading2"/>
       </w:pPr>
-      <w:bookmarkStart w:id="33" w:name="_Toc241402139"/>
+      <w:bookmarkStart w:id="33" w:name="_Toc241434406"/>
       <w:r>
         <w:t>15.8 App size and performance</w:t>
       </w:r>
@@ -9482,14 +9683,10 @@
         <w:pStyle w:val="BodyText"/>
       </w:pPr>
       <w:r>
-        <w:t xml:space="preserve">The live Android app is not yet built for release: the release build has no code shrinking (R8) and still contains the whole Material icon library. A release build with R8 could not be </w:t>
-      </w:r>
-      <w:r>
-        <w:lastRenderedPageBreak/>
-        <w:t>measured on the development machine (not enough free memory), so the fi</w:t>
-      </w:r>
-      <w:r>
-        <w:t>gures below are estimates from the library sizes.</w:t>
+        <w:t>Done on 27 September 2026: the release APK went from about 70 MB to 4.7 MB (measured). R8 now shrinks release builds (app/proguard-rules.pro), and the 24 icons not in material-icons-core are copied into ui/icons instead of shipping the 34 MB material-icons</w:t>
+      </w:r>
+      <w:r>
+        <w:t>-extended library. A shrunk debug build was tested on the emulator against the trial server: sign-in, dashboard, lists, item page, thumbnails, PDF viewer, file cache and sending a message.</w:t>
       </w:r>
     </w:p>
     <w:tbl>
@@ -9582,7 +9779,7 @@
               <w:pStyle w:val="Compact"/>
             </w:pPr>
             <w:r>
-              <w:t>Turn on R8 for release: isMinifyEnabled and isShrinkResources</w:t>
+              <w:t>R8 for release: isMinifyEnabled and isShrinkResources (done)</w:t>
             </w:r>
           </w:p>
         </w:tc>
@@ -9595,7 +9792,7 @@
               <w:pStyle w:val="Compact"/>
             </w:pPr>
             <w:r>
-              <w:t>APK from 70 MB to roughly 8–12 MB; faster start and scrolling</w:t>
+              <w:t>70 MB → 4.7 MB; faster start and scrolling</w:t>
             </w:r>
           </w:p>
         </w:tc>
@@ -9608,7 +9805,7 @@
               <w:pStyle w:val="Compact"/>
             </w:pPr>
             <w:r>
-              <w:t>Removes unused code and resources and optimises the rest. Needs a full test of the release build on a device (sign-in, JSON, push)</w:t>
+              <w:t>Test each release on a device; keep the R8 mapping file (build/outputs/mapping) to read crash reports</w:t>
             </w:r>
           </w:p>
         </w:tc>
@@ -9626,7 +9823,10 @@
               <w:pStyle w:val="Compact"/>
             </w:pPr>
             <w:r>
-              <w:t>Replace material-icons-extended with the 42 icons used (copied as vector drawables or small ImageVector files)</w:t>
+              <w:t>Only the icons used (done): material-icons-core p</w:t>
+            </w:r>
+            <w:r>
+              <w:t>lus 24 copied icons</w:t>
             </w:r>
           </w:p>
         </w:tc>
@@ -9639,7 +9839,7 @@
               <w:pStyle w:val="Compact"/>
             </w:pPr>
             <w:r>
-              <w:t>34 MB less before shrinking; faster builds</w:t>
+              <w:t>34 MB less before shrinking; debug APK 70 → 44 MB; faster builds</w:t>
             </w:r>
           </w:p>
         </w:tc>
@@ -9652,7 +9852,7 @@
               <w:pStyle w:val="Compact"/>
             </w:pPr>
             <w:r>
-              <w:t>Also removes the need for R8 to process thousands of unused icons</w:t>
+              <w:t>A new icon from the extended set must be copied into ui/icons the same way</w:t>
             </w:r>
           </w:p>
         </w:tc>
@@ -9696,10 +9896,7 @@
               <w:pStyle w:val="Compact"/>
             </w:pPr>
             <w:r>
-              <w:t>Play generates the per-devi</w:t>
-            </w:r>
-            <w:r>
-              <w:t>ce APKs</w:t>
+              <w:t>Play generates the per-device APKs</w:t>
             </w:r>
           </w:p>
         </w:tc>
@@ -9761,7 +9958,10 @@
               <w:pStyle w:val="Compact"/>
             </w:pPr>
             <w:r>
-              <w:t>Fonts: keep the four static fonts (≈180 KB); use a Latin-only subset if other scripts are not needed</w:t>
+              <w:t xml:space="preserve">Fonts: keep the four static fonts (≈180 KB); use a </w:t>
+            </w:r>
+            <w:r>
+              <w:t>Latin-only subset if other scripts are not needed</w:t>
             </w:r>
           </w:p>
         </w:tc>
@@ -9898,10 +10098,7 @@
               <w:pStyle w:val="Compact"/>
             </w:pPr>
             <w:r>
-              <w:t>Landing: load profile, counters and list in</w:t>
-            </w:r>
-            <w:r>
-              <w:t xml:space="preserve"> parallel</w:t>
+              <w:t>Landing: load profile, counters and list in parallel</w:t>
             </w:r>
           </w:p>
         </w:tc>
@@ -9932,7 +10129,10 @@
               <w:pStyle w:val="Compact"/>
             </w:pPr>
             <w:r>
-              <w:t>Landing: reload only the parts an event affects, at most once every half second, and only while the screen is visible</w:t>
+              <w:t xml:space="preserve">Landing: reload </w:t>
+            </w:r>
+            <w:r>
+              <w:t>only the parts an event affects, at most once every half second, and only while the screen is visible</w:t>
             </w:r>
           </w:p>
         </w:tc>
@@ -9945,10 +10145,7 @@
               <w:pStyle w:val="Compact"/>
             </w:pPr>
             <w:r>
-              <w:t xml:space="preserve">Today every new message or item change reloads all three, also while the screen is </w:t>
-            </w:r>
-            <w:r>
-              <w:t>hidden behind another one, and overlapping reloads are not cancelled</w:t>
+              <w:t>Today every new message or item change reloads all three, also while the screen is hidden behind another one, and overlapping reloads are not cancelled</w:t>
             </w:r>
           </w:p>
         </w:tc>
@@ -9966,6 +10163,7 @@
               <w:pStyle w:val="Compact"/>
             </w:pPr>
             <w:r>
+              <w:lastRenderedPageBreak/>
               <w:t>Thumbnails cached by path (done)</w:t>
             </w:r>
           </w:p>
@@ -10028,8 +10226,10 @@
               <w:pStyle w:val="Compact"/>
             </w:pPr>
             <w:r>
-              <w:lastRenderedPageBreak/>
-              <w:t>iOS: decode large images off the main thread and downsample to the screen size (ImageIO)</w:t>
+              <w:t>iOS: decode la</w:t>
+            </w:r>
+            <w:r>
+              <w:t>rge images off the main thread and downsample to the screen size (ImageIO)</w:t>
             </w:r>
           </w:p>
         </w:tc>
@@ -10073,7 +10273,10 @@
               <w:pStyle w:val="Compact"/>
             </w:pPr>
             <w:r>
-              <w:t>The dashboard is requested on every landing reload</w:t>
+              <w:t>The dashboard is reque</w:t>
+            </w:r>
+            <w:r>
+              <w:t>sted on every landing reload</w:t>
             </w:r>
           </w:p>
         </w:tc>
@@ -10088,7 +10291,7 @@
       <w:pPr>
         <w:pStyle w:val="Heading1"/>
       </w:pPr>
-      <w:bookmarkStart w:id="34" w:name="_Toc241402140"/>
+      <w:bookmarkStart w:id="34" w:name="_Toc241434407"/>
       <w:r>
         <w:t>16. Servers</w:t>
       </w:r>
@@ -10098,7 +10301,7 @@
       <w:pPr>
         <w:pStyle w:val="Heading2"/>
       </w:pPr>
-      <w:bookmarkStart w:id="35" w:name="_Toc241402141"/>
+      <w:bookmarkStart w:id="35" w:name="_Toc241434408"/>
       <w:r>
         <w:t>16.1 Components</w:t>
       </w:r>
@@ -10352,7 +10555,10 @@
               <w:pStyle w:val="Compact"/>
             </w:pPr>
             <w:r>
-              <w:t>Container, 1 node, replication factor 1</w:t>
+              <w:t>Conta</w:t>
+            </w:r>
+            <w:r>
+              <w:t>iner, 1 node, replication factor 1</w:t>
             </w:r>
           </w:p>
         </w:tc>
@@ -10543,7 +10749,7 @@
       <w:pPr>
         <w:pStyle w:val="Heading2"/>
       </w:pPr>
-      <w:bookmarkStart w:id="36" w:name="_Toc241402142"/>
+      <w:bookmarkStart w:id="36" w:name="_Toc241434409"/>
       <w:r>
         <w:t>16.2 Minimum requirements</w:t>
       </w:r>
@@ -10621,6 +10827,7 @@
               <w:pStyle w:val="Compact"/>
             </w:pPr>
             <w:r>
+              <w:lastRenderedPageBreak/>
               <w:t>Host</w:t>
             </w:r>
           </w:p>
@@ -10683,7 +10890,6 @@
               <w:pStyle w:val="Compact"/>
             </w:pPr>
             <w:r>
-              <w:lastRenderedPageBreak/>
               <w:t>Disk</w:t>
             </w:r>
           </w:p>
@@ -10777,7 +10983,7 @@
       <w:pPr>
         <w:pStyle w:val="Heading2"/>
       </w:pPr>
-      <w:bookmarkStart w:id="37" w:name="_Toc241402143"/>
+      <w:bookmarkStart w:id="37" w:name="_Toc241434410"/>
       <w:r>
         <w:t>16.3 Memory use</w:t>
       </w:r>
@@ -11131,7 +11337,7 @@
       <w:pPr>
         <w:pStyle w:val="Heading2"/>
       </w:pPr>
-      <w:bookmarkStart w:id="38" w:name="_Toc241402144"/>
+      <w:bookmarkStart w:id="38" w:name="_Toc241434411"/>
       <w:r>
         <w:t>16.4 Request capacity and limits</w:t>
       </w:r>
@@ -11235,6 +11441,7 @@
               <w:pStyle w:val="Compact"/>
             </w:pPr>
             <w:r>
+              <w:lastRenderedPageBreak/>
               <w:t>Requests per user</w:t>
             </w:r>
           </w:p>
@@ -11411,7 +11618,6 @@
               <w:pStyle w:val="Compact"/>
             </w:pPr>
             <w:r>
-              <w:lastRenderedPageBreak/>
               <w:t>Message length</w:t>
             </w:r>
           </w:p>
@@ -11805,7 +12011,7 @@
       <w:pPr>
         <w:pStyle w:val="Heading2"/>
       </w:pPr>
-      <w:bookmarkStart w:id="39" w:name="_Toc241402145"/>
+      <w:bookmarkStart w:id="39" w:name="_Toc241434412"/>
       <w:r>
         <w:t>16.5 How data is stored</w:t>
       </w:r>
@@ -11916,7 +12122,7 @@
               <w:pStyle w:val="Compact"/>
             </w:pPr>
             <w:r>
-              <w:t>Accounts; lookups by Healoo ID, Auth0 id and email; status (active / deactivated)</w:t>
+              <w:t>Accounts (with photo_uri, the profile picture); lookups by Healoo ID, Auth0 id and email; status (active / deactivated)</w:t>
             </w:r>
           </w:p>
         </w:tc>
@@ -11965,7 +12171,10 @@
               <w:pStyle w:val="Compact"/>
             </w:pPr>
             <w:r>
-              <w:t>grants_by_id, grants_by_owner</w:t>
+              <w:t>grants_by_id, gran</w:t>
+            </w:r>
+            <w:r>
+              <w:t>ts_by_owner</w:t>
             </w:r>
           </w:p>
         </w:tc>
@@ -11978,10 +12187,7 @@
               <w:pStyle w:val="Compact"/>
             </w:pPr>
             <w:r>
-              <w:t>Shares, for revoking and t</w:t>
-            </w:r>
-            <w:r>
-              <w:t>he Active sharing screen</w:t>
+              <w:t>Shares, for revoking and the Active sharing screen</w:t>
             </w:r>
           </w:p>
         </w:tc>
@@ -12061,6 +12267,7 @@
               <w:pStyle w:val="Compact"/>
             </w:pPr>
             <w:r>
+              <w:lastRenderedPageBreak/>
               <w:t>item_appointments, visits_by_doctor, visits_by_patient</w:t>
             </w:r>
           </w:p>
@@ -12154,8 +12361,10 @@
               <w:pStyle w:val="Compact"/>
             </w:pPr>
             <w:r>
-              <w:lastRenderedPageBreak/>
-              <w:t>affiliations_by_doctor, affiliations_by_hospital, delegations_by_assistant</w:t>
+              <w:t>affiliations_by_doctor, affiliations_by_hosp</w:t>
+            </w:r>
+            <w:r>
+              <w:t>ital, delegations_by_assistant</w:t>
             </w:r>
           </w:p>
         </w:tc>
@@ -12357,10 +12566,10 @@
               <w:pStyle w:val="Compact"/>
             </w:pPr>
             <w:r>
-              <w:t>LAN: disk volume /data/files served by care-api with signed links. Internet: MinIO bucket careconnect with presigned URLs. Thumbnails (320 px JPEG) are made by the worker for images and for the first page of PDFs (rendered with poppler’s pdftoppm, in</w:t>
-            </w:r>
-            <w:r>
-              <w:t>stalled in the server image). The seed job makes them for the sample files too.</w:t>
+              <w:t>LAN: disk volume /data/files served by care-api with signed links. Internet: MinIO bucket careconnect with presigned URLs. Thumbnails (320 px JPEG) are made by the worker for images and for the first page of PDFs (rendered with poppler’s pdftoppm, installe</w:t>
+            </w:r>
+            <w:r>
+              <w:t>d in the server image). The seed job makes them for the sample files too.</w:t>
             </w:r>
           </w:p>
         </w:tc>
@@ -12391,10 +12600,10 @@
               <w:pStyle w:val="Compact"/>
             </w:pPr>
             <w:r>
-              <w:t>chat.messages and items.events (6 partitions, kept 7 days), alerts.events (3, 7 days), access.changes (3, 30 days), access.audit (3, 90 days), notify.requests (3,</w:t>
-            </w:r>
-            <w:r>
-              <w:t xml:space="preserve"> 3 days); each has a .dlq topic kept 14 days.</w:t>
+              <w:t>chat.messages and items.events (6 partitions, kept 7 days), alerts.events (3, 7 days), access.changes (3, 30 days), access.audit (3, 90 days), notify.requests (3, 3 day</w:t>
+            </w:r>
+            <w:r>
+              <w:t>s); each has a .dlq topic kept 14 days.</w:t>
             </w:r>
           </w:p>
         </w:tc>
@@ -12440,7 +12649,7 @@
       <w:pPr>
         <w:pStyle w:val="Heading2"/>
       </w:pPr>
-      <w:bookmarkStart w:id="40" w:name="_Toc241402146"/>
+      <w:bookmarkStart w:id="40" w:name="_Toc241434413"/>
       <w:r>
         <w:t>16.6 Background jobs and timing</w:t>
       </w:r>
@@ -12611,6 +12820,7 @@
               <w:pStyle w:val="Compact"/>
             </w:pPr>
             <w:r>
+              <w:lastRenderedPageBreak/>
               <w:t>Alert scheduler</w:t>
             </w:r>
           </w:p>
@@ -12679,7 +12889,6 @@
               <w:pStyle w:val="Compact"/>
             </w:pPr>
             <w:r>
-              <w:lastRenderedPageBreak/>
               <w:t>Live fan-out</w:t>
             </w:r>
           </w:p>
@@ -12739,7 +12948,7 @@
       <w:pPr>
         <w:pStyle w:val="Heading2"/>
       </w:pPr>
-      <w:bookmarkStart w:id="41" w:name="_Toc241402147"/>
+      <w:bookmarkStart w:id="41" w:name="_Toc241434414"/>
       <w:r>
         <w:t>16.7 Server caching</w:t>
       </w:r>
@@ -13096,7 +13305,7 @@
       <w:pPr>
         <w:pStyle w:val="Heading2"/>
       </w:pPr>
-      <w:bookmarkStart w:id="42" w:name="_Toc241402148"/>
+      <w:bookmarkStart w:id="42" w:name="_Toc241434415"/>
       <w:r>
         <w:t>16.8 Authentication and access control</w:t>
       </w:r>
@@ -13160,8 +13369,9 @@
       <w:pPr>
         <w:pStyle w:val="Heading2"/>
       </w:pPr>
-      <w:bookmarkStart w:id="43" w:name="_Toc241402149"/>
-      <w:r>
+      <w:bookmarkStart w:id="43" w:name="_Toc241434416"/>
+      <w:r>
+        <w:lastRenderedPageBreak/>
         <w:t>16.9 API</w:t>
       </w:r>
       <w:bookmarkEnd w:id="43"/>
@@ -13311,6 +13521,50 @@
               <w:pStyle w:val="Compact"/>
             </w:pPr>
             <w:r>
+              <w:t>PUT, DELETE</w:t>
+            </w:r>
+          </w:p>
+        </w:tc>
+        <w:tc>
+          <w:tcPr>
+            <w:tcW w:w="3403" w:type="dxa"/>
+          </w:tcPr>
+          <w:p>
+            <w:pPr>
+              <w:pStyle w:val="Compact"/>
+            </w:pPr>
+            <w:r>
+              <w:t>/v1/me/photo</w:t>
+            </w:r>
+          </w:p>
+        </w:tc>
+        <w:tc>
+          <w:tcPr>
+            <w:tcW w:w="4256" w:type="dxa"/>
+          </w:tcPr>
+          <w:p>
+            <w:pPr>
+              <w:pStyle w:val="Compact"/>
+            </w:pPr>
+            <w:r>
+              <w:t>Set (an uploaded image of your own) or remove your profile picture; there is no way to change anyone else’s</w:t>
+            </w:r>
+          </w:p>
+        </w:tc>
+      </w:tr>
+      <w:tr>
+        <w:trPr>
+          <w:cantSplit/>
+        </w:trPr>
+        <w:tc>
+          <w:tcPr>
+            <w:tcW w:w="1701" w:type="dxa"/>
+          </w:tcPr>
+          <w:p>
+            <w:pPr>
+              <w:pStyle w:val="Compact"/>
+            </w:pPr>
+            <w:r>
               <w:t>GET</w:t>
             </w:r>
           </w:p>
@@ -13399,7 +13653,6 @@
               <w:pStyle w:val="Compact"/>
             </w:pPr>
             <w:r>
-              <w:lastRenderedPageBreak/>
               <w:t>GET, POST, DELETE</w:t>
             </w:r>
           </w:p>
@@ -13457,7 +13710,10 @@
               <w:pStyle w:val="Compact"/>
             </w:pPr>
             <w:r>
-              <w:t>/v1/users/{id}[/shared-items]</w:t>
+              <w:t>/v1</w:t>
+            </w:r>
+            <w:r>
+              <w:t>/users/{id}[/shared-items]</w:t>
             </w:r>
           </w:p>
         </w:tc>
@@ -13969,7 +14225,7 @@
       <w:pPr>
         <w:pStyle w:val="Heading2"/>
       </w:pPr>
-      <w:bookmarkStart w:id="44" w:name="_Toc241402150"/>
+      <w:bookmarkStart w:id="44" w:name="_Toc241434417"/>
       <w:r>
         <w:t>16.10 Deployment profiles</w:t>
       </w:r>
@@ -14103,6 +14359,7 @@
               <w:pStyle w:val="Compact"/>
             </w:pPr>
             <w:r>
+              <w:lastRenderedPageBreak/>
               <w:t>Sign-in</w:t>
             </w:r>
           </w:p>
@@ -14276,13 +14533,9 @@
       <w:pPr>
         <w:pStyle w:val="Heading2"/>
       </w:pPr>
-      <w:bookmarkStart w:id="45" w:name="_Toc241402151"/>
-      <w:r>
-        <w:lastRenderedPageBreak/>
-        <w:t>16.11 Tes</w:t>
-      </w:r>
-      <w:r>
-        <w:t>ts and trial accounts</w:t>
+      <w:bookmarkStart w:id="45" w:name="_Toc241434418"/>
+      <w:r>
+        <w:t>16.11 Tests and trial accounts</w:t>
       </w:r>
       <w:bookmarkEnd w:id="45"/>
     </w:p>
@@ -14319,14 +14572,17 @@
         </w:numPr>
       </w:pPr>
       <w:r>
-        <w:t>The seed job creates 19 test accounts (5 patients, 6 doctors, 2 hospitals, 4 labs, 1 administrator, 1 assistant); they are listed in Server/README.md and userapidocumentation.txt.</w:t>
+        <w:t>The seed job creates 19 test accounts (5 p</w:t>
+      </w:r>
+      <w:r>
+        <w:t>atients, 6 doctors, 2 hospitals, 4 labs, 1 administrator, 1 assistant); they are listed in Server/README.md and userapidocumentation.txt.</w:t>
       </w:r>
     </w:p>
     <w:p>
       <w:pPr>
         <w:pStyle w:val="Heading2"/>
       </w:pPr>
-      <w:bookmarkStart w:id="46" w:name="_Toc241402152"/>
+      <w:bookmarkStart w:id="46" w:name="_Toc241434419"/>
       <w:r>
         <w:t>16.12 Before real patient data</w:t>
       </w:r>
@@ -14337,10 +14593,10 @@
         <w:pStyle w:val="BodyText"/>
       </w:pPr>
       <w:r>
-        <w:t>This setup is for test data only. Real record</w:t>
-      </w:r>
-      <w:r>
-        <w:t>s need a compliance review (in India, the Digital Personal Data Protection Act 2023 and ABDM health-data guidelines), encryption at rest, backups, multi-node Cassandra and Kafka, a load test to set capacity, and a security audit.</w:t>
+        <w:t xml:space="preserve">This setup is for test data only. Real records need a compliance review (in India, the </w:t>
+      </w:r>
+      <w:r>
+        <w:t>Digital Personal Data Protection Act 2023 and ABDM health-data guidelines), encryption at rest, backups, multi-node Cassandra and Kafka, a load test to set capacity, and a security audit.</w:t>
       </w:r>
     </w:p>
     <w:sectPr>

--- a/Documentation/Healoo_Design_Document_v2.docx
+++ b/Documentation/Healoo_Design_Document_v2.docx
@@ -109,7 +109,7 @@
       <w:r>
         <w:fldChar w:fldCharType="separate"/>
       </w:r>
-      <w:hyperlink w:anchor="_Toc241434373" w:history="1">
+      <w:hyperlink w:anchor="_Toc241437585" w:history="1">
         <w:r>
           <w:rPr>
             <w:rStyle w:val="Hyperlink"/>
@@ -136,7 +136,7 @@
             <w:noProof/>
             <w:webHidden/>
           </w:rPr>
-          <w:instrText xml:space="preserve"> PAGEREF _Toc241434373 \h </w:instrText>
+          <w:instrText xml:space="preserve"> PAGEREF _Toc241437585 \h </w:instrText>
         </w:r>
         <w:r>
           <w:rPr>
@@ -180,7 +180,7 @@
           <w:szCs w:val="22"/>
         </w:rPr>
       </w:pPr>
-      <w:hyperlink w:anchor="_Toc241434374" w:history="1">
+      <w:hyperlink w:anchor="_Toc241437586" w:history="1">
         <w:r>
           <w:rPr>
             <w:rStyle w:val="Hyperlink"/>
@@ -207,7 +207,7 @@
             <w:noProof/>
             <w:webHidden/>
           </w:rPr>
-          <w:instrText xml:space="preserve"> PAGEREF _Toc241434374 \h </w:instrText>
+          <w:instrText xml:space="preserve"> PAGEREF _Toc241437586 \h </w:instrText>
         </w:r>
         <w:r>
           <w:rPr>
@@ -251,7 +251,7 @@
           <w:szCs w:val="22"/>
         </w:rPr>
       </w:pPr>
-      <w:hyperlink w:anchor="_Toc241434375" w:history="1">
+      <w:hyperlink w:anchor="_Toc241437587" w:history="1">
         <w:r>
           <w:rPr>
             <w:rStyle w:val="Hyperlink"/>
@@ -278,7 +278,7 @@
             <w:noProof/>
             <w:webHidden/>
           </w:rPr>
-          <w:instrText xml:space="preserve"> PAGEREF _Toc241434375 \h </w:instrText>
+          <w:instrText xml:space="preserve"> PAGEREF _Toc241437587 \h </w:instrText>
         </w:r>
         <w:r>
           <w:rPr>
@@ -322,7 +322,7 @@
           <w:szCs w:val="22"/>
         </w:rPr>
       </w:pPr>
-      <w:hyperlink w:anchor="_Toc241434376" w:history="1">
+      <w:hyperlink w:anchor="_Toc241437588" w:history="1">
         <w:r>
           <w:rPr>
             <w:rStyle w:val="Hyperlink"/>
@@ -349,7 +349,7 @@
             <w:noProof/>
             <w:webHidden/>
           </w:rPr>
-          <w:instrText xml:space="preserve"> PAGEREF _Toc241434376 \h </w:instrText>
+          <w:instrText xml:space="preserve"> PAGEREF _Toc241437588 \h </w:instrText>
         </w:r>
         <w:r>
           <w:rPr>
@@ -393,7 +393,7 @@
           <w:szCs w:val="22"/>
         </w:rPr>
       </w:pPr>
-      <w:hyperlink w:anchor="_Toc241434377" w:history="1">
+      <w:hyperlink w:anchor="_Toc241437589" w:history="1">
         <w:r>
           <w:rPr>
             <w:rStyle w:val="Hyperlink"/>
@@ -420,7 +420,7 @@
             <w:noProof/>
             <w:webHidden/>
           </w:rPr>
-          <w:instrText xml:space="preserve"> PAGEREF _Toc241434377 \h </w:instrText>
+          <w:instrText xml:space="preserve"> PAGEREF _Toc241437589 \h </w:instrText>
         </w:r>
         <w:r>
           <w:rPr>
@@ -464,7 +464,7 @@
           <w:szCs w:val="22"/>
         </w:rPr>
       </w:pPr>
-      <w:hyperlink w:anchor="_Toc241434378" w:history="1">
+      <w:hyperlink w:anchor="_Toc241437590" w:history="1">
         <w:r>
           <w:rPr>
             <w:rStyle w:val="Hyperlink"/>
@@ -491,7 +491,7 @@
             <w:noProof/>
             <w:webHidden/>
           </w:rPr>
-          <w:instrText xml:space="preserve"> PAGEREF _Toc241434378 \h </w:instrText>
+          <w:instrText xml:space="preserve"> PAGEREF _Toc241437590 \h </w:instrText>
         </w:r>
         <w:r>
           <w:rPr>
@@ -535,7 +535,7 @@
           <w:szCs w:val="22"/>
         </w:rPr>
       </w:pPr>
-      <w:hyperlink w:anchor="_Toc241434379" w:history="1">
+      <w:hyperlink w:anchor="_Toc241437591" w:history="1">
         <w:r>
           <w:rPr>
             <w:rStyle w:val="Hyperlink"/>
@@ -562,7 +562,7 @@
             <w:noProof/>
             <w:webHidden/>
           </w:rPr>
-          <w:instrText xml:space="preserve"> PAGEREF _Toc241434379 \h </w:instrText>
+          <w:instrText xml:space="preserve"> PAGEREF _Toc241437591 \h </w:instrText>
         </w:r>
         <w:r>
           <w:rPr>
@@ -606,7 +606,7 @@
           <w:szCs w:val="22"/>
         </w:rPr>
       </w:pPr>
-      <w:hyperlink w:anchor="_Toc241434380" w:history="1">
+      <w:hyperlink w:anchor="_Toc241437592" w:history="1">
         <w:r>
           <w:rPr>
             <w:rStyle w:val="Hyperlink"/>
@@ -633,7 +633,7 @@
             <w:noProof/>
             <w:webHidden/>
           </w:rPr>
-          <w:instrText xml:space="preserve"> PAGEREF _Toc241434380 \h </w:instrText>
+          <w:instrText xml:space="preserve"> PAGEREF _Toc241437592 \h </w:instrText>
         </w:r>
         <w:r>
           <w:rPr>
@@ -677,7 +677,7 @@
           <w:szCs w:val="22"/>
         </w:rPr>
       </w:pPr>
-      <w:hyperlink w:anchor="_Toc241434381" w:history="1">
+      <w:hyperlink w:anchor="_Toc241437593" w:history="1">
         <w:r>
           <w:rPr>
             <w:rStyle w:val="Hyperlink"/>
@@ -704,7 +704,7 @@
             <w:noProof/>
             <w:webHidden/>
           </w:rPr>
-          <w:instrText xml:space="preserve"> PAGEREF _Toc241434381 \h </w:instrText>
+          <w:instrText xml:space="preserve"> PAGEREF _Toc241437593 \h </w:instrText>
         </w:r>
         <w:r>
           <w:rPr>
@@ -748,7 +748,7 @@
           <w:szCs w:val="22"/>
         </w:rPr>
       </w:pPr>
-      <w:hyperlink w:anchor="_Toc241434382" w:history="1">
+      <w:hyperlink w:anchor="_Toc241437594" w:history="1">
         <w:r>
           <w:rPr>
             <w:rStyle w:val="Hyperlink"/>
@@ -775,7 +775,7 @@
             <w:noProof/>
             <w:webHidden/>
           </w:rPr>
-          <w:instrText xml:space="preserve"> PAGEREF _Toc241434382 \h </w:instrText>
+          <w:instrText xml:space="preserve"> PAGEREF _Toc241437594 \h </w:instrText>
         </w:r>
         <w:r>
           <w:rPr>
@@ -819,7 +819,7 @@
           <w:szCs w:val="22"/>
         </w:rPr>
       </w:pPr>
-      <w:hyperlink w:anchor="_Toc241434383" w:history="1">
+      <w:hyperlink w:anchor="_Toc241437595" w:history="1">
         <w:r>
           <w:rPr>
             <w:rStyle w:val="Hyperlink"/>
@@ -846,7 +846,7 @@
             <w:noProof/>
             <w:webHidden/>
           </w:rPr>
-          <w:instrText xml:space="preserve"> PAGEREF _Toc241434383 \h </w:instrText>
+          <w:instrText xml:space="preserve"> PAGEREF _Toc241437595 \h </w:instrText>
         </w:r>
         <w:r>
           <w:rPr>
@@ -890,7 +890,7 @@
           <w:szCs w:val="22"/>
         </w:rPr>
       </w:pPr>
-      <w:hyperlink w:anchor="_Toc241434384" w:history="1">
+      <w:hyperlink w:anchor="_Toc241437596" w:history="1">
         <w:r>
           <w:rPr>
             <w:rStyle w:val="Hyperlink"/>
@@ -917,7 +917,7 @@
             <w:noProof/>
             <w:webHidden/>
           </w:rPr>
-          <w:instrText xml:space="preserve"> PAGEREF _Toc241434384 \h </w:instrText>
+          <w:instrText xml:space="preserve"> PAGEREF _Toc241437596 \h </w:instrText>
         </w:r>
         <w:r>
           <w:rPr>
@@ -961,7 +961,7 @@
           <w:szCs w:val="22"/>
         </w:rPr>
       </w:pPr>
-      <w:hyperlink w:anchor="_Toc241434385" w:history="1">
+      <w:hyperlink w:anchor="_Toc241437597" w:history="1">
         <w:r>
           <w:rPr>
             <w:rStyle w:val="Hyperlink"/>
@@ -988,7 +988,7 @@
             <w:noProof/>
             <w:webHidden/>
           </w:rPr>
-          <w:instrText xml:space="preserve"> PAGEREF _Toc241434385 \h </w:instrText>
+          <w:instrText xml:space="preserve"> PAGEREF _Toc241437597 \h </w:instrText>
         </w:r>
         <w:r>
           <w:rPr>
@@ -1032,7 +1032,7 @@
           <w:szCs w:val="22"/>
         </w:rPr>
       </w:pPr>
-      <w:hyperlink w:anchor="_Toc241434386" w:history="1">
+      <w:hyperlink w:anchor="_Toc241437598" w:history="1">
         <w:r>
           <w:rPr>
             <w:rStyle w:val="Hyperlink"/>
@@ -1059,7 +1059,7 @@
             <w:noProof/>
             <w:webHidden/>
           </w:rPr>
-          <w:instrText xml:space="preserve"> PAGEREF _Toc241434386 \h </w:instrText>
+          <w:instrText xml:space="preserve"> PAGEREF _Toc241437598 \h </w:instrText>
         </w:r>
         <w:r>
           <w:rPr>
@@ -1103,7 +1103,7 @@
           <w:szCs w:val="22"/>
         </w:rPr>
       </w:pPr>
-      <w:hyperlink w:anchor="_Toc241434387" w:history="1">
+      <w:hyperlink w:anchor="_Toc241437599" w:history="1">
         <w:r>
           <w:rPr>
             <w:rStyle w:val="Hyperlink"/>
@@ -1130,7 +1130,7 @@
             <w:noProof/>
             <w:webHidden/>
           </w:rPr>
-          <w:instrText xml:space="preserve"> PAGEREF _Toc241434387 \h </w:instrText>
+          <w:instrText xml:space="preserve"> PAGEREF _Toc241437599 \h </w:instrText>
         </w:r>
         <w:r>
           <w:rPr>
@@ -1174,7 +1174,7 @@
           <w:szCs w:val="22"/>
         </w:rPr>
       </w:pPr>
-      <w:hyperlink w:anchor="_Toc241434388" w:history="1">
+      <w:hyperlink w:anchor="_Toc241437600" w:history="1">
         <w:r>
           <w:rPr>
             <w:rStyle w:val="Hyperlink"/>
@@ -1201,7 +1201,7 @@
             <w:noProof/>
             <w:webHidden/>
           </w:rPr>
-          <w:instrText xml:space="preserve"> PAGEREF _Toc241434388 \h </w:instrText>
+          <w:instrText xml:space="preserve"> PAGEREF _Toc241437600 \h </w:instrText>
         </w:r>
         <w:r>
           <w:rPr>
@@ -1245,7 +1245,7 @@
           <w:szCs w:val="22"/>
         </w:rPr>
       </w:pPr>
-      <w:hyperlink w:anchor="_Toc241434389" w:history="1">
+      <w:hyperlink w:anchor="_Toc241437601" w:history="1">
         <w:r>
           <w:rPr>
             <w:rStyle w:val="Hyperlink"/>
@@ -1272,7 +1272,7 @@
             <w:noProof/>
             <w:webHidden/>
           </w:rPr>
-          <w:instrText xml:space="preserve"> PAGEREF _Toc241434389 \h </w:instrText>
+          <w:instrText xml:space="preserve"> PAGEREF _Toc241437601 \h </w:instrText>
         </w:r>
         <w:r>
           <w:rPr>
@@ -1316,7 +1316,7 @@
           <w:szCs w:val="22"/>
         </w:rPr>
       </w:pPr>
-      <w:hyperlink w:anchor="_Toc241434390" w:history="1">
+      <w:hyperlink w:anchor="_Toc241437602" w:history="1">
         <w:r>
           <w:rPr>
             <w:rStyle w:val="Hyperlink"/>
@@ -1343,7 +1343,7 @@
             <w:noProof/>
             <w:webHidden/>
           </w:rPr>
-          <w:instrText xml:space="preserve"> PAGEREF _Toc241434390 \h </w:instrText>
+          <w:instrText xml:space="preserve"> PAGEREF _Toc241437602 \h </w:instrText>
         </w:r>
         <w:r>
           <w:rPr>
@@ -1387,7 +1387,7 @@
           <w:szCs w:val="22"/>
         </w:rPr>
       </w:pPr>
-      <w:hyperlink w:anchor="_Toc241434391" w:history="1">
+      <w:hyperlink w:anchor="_Toc241437603" w:history="1">
         <w:r>
           <w:rPr>
             <w:rStyle w:val="Hyperlink"/>
@@ -1414,7 +1414,7 @@
             <w:noProof/>
             <w:webHidden/>
           </w:rPr>
-          <w:instrText xml:space="preserve"> PAGEREF _Toc241434391 \h </w:instrText>
+          <w:instrText xml:space="preserve"> PAGEREF _Toc241437603 \h </w:instrText>
         </w:r>
         <w:r>
           <w:rPr>
@@ -1434,7 +1434,7 @@
             <w:noProof/>
             <w:webHidden/>
           </w:rPr>
-          <w:t>9</w:t>
+          <w:t>8</w:t>
         </w:r>
         <w:r>
           <w:rPr>
@@ -1458,7 +1458,7 @@
           <w:szCs w:val="22"/>
         </w:rPr>
       </w:pPr>
-      <w:hyperlink w:anchor="_Toc241434392" w:history="1">
+      <w:hyperlink w:anchor="_Toc241437604" w:history="1">
         <w:r>
           <w:rPr>
             <w:rStyle w:val="Hyperlink"/>
@@ -1485,7 +1485,7 @@
             <w:noProof/>
             <w:webHidden/>
           </w:rPr>
-          <w:instrText xml:space="preserve"> PAGEREF _Toc241434392 \h </w:instrText>
+          <w:instrText xml:space="preserve"> PAGEREF _Toc241437604 \h </w:instrText>
         </w:r>
         <w:r>
           <w:rPr>
@@ -1529,7 +1529,7 @@
           <w:szCs w:val="22"/>
         </w:rPr>
       </w:pPr>
-      <w:hyperlink w:anchor="_Toc241434393" w:history="1">
+      <w:hyperlink w:anchor="_Toc241437605" w:history="1">
         <w:r>
           <w:rPr>
             <w:rStyle w:val="Hyperlink"/>
@@ -1556,7 +1556,7 @@
             <w:noProof/>
             <w:webHidden/>
           </w:rPr>
-          <w:instrText xml:space="preserve"> PAGEREF _Toc241434393 \h </w:instrText>
+          <w:instrText xml:space="preserve"> PAGEREF _Toc241437605 \h </w:instrText>
         </w:r>
         <w:r>
           <w:rPr>
@@ -1600,7 +1600,7 @@
           <w:szCs w:val="22"/>
         </w:rPr>
       </w:pPr>
-      <w:hyperlink w:anchor="_Toc241434394" w:history="1">
+      <w:hyperlink w:anchor="_Toc241437606" w:history="1">
         <w:r>
           <w:rPr>
             <w:rStyle w:val="Hyperlink"/>
@@ -1627,7 +1627,7 @@
             <w:noProof/>
             <w:webHidden/>
           </w:rPr>
-          <w:instrText xml:space="preserve"> PAGEREF _Toc241434394 \h </w:instrText>
+          <w:instrText xml:space="preserve"> PAGEREF _Toc241437606 \h </w:instrText>
         </w:r>
         <w:r>
           <w:rPr>
@@ -1671,7 +1671,7 @@
           <w:szCs w:val="22"/>
         </w:rPr>
       </w:pPr>
-      <w:hyperlink w:anchor="_Toc241434395" w:history="1">
+      <w:hyperlink w:anchor="_Toc241437607" w:history="1">
         <w:r>
           <w:rPr>
             <w:rStyle w:val="Hyperlink"/>
@@ -1698,7 +1698,7 @@
             <w:noProof/>
             <w:webHidden/>
           </w:rPr>
-          <w:instrText xml:space="preserve"> PAGEREF _Toc241434395 \h </w:instrText>
+          <w:instrText xml:space="preserve"> PAGEREF _Toc241437607 \h </w:instrText>
         </w:r>
         <w:r>
           <w:rPr>
@@ -1742,7 +1742,7 @@
           <w:szCs w:val="22"/>
         </w:rPr>
       </w:pPr>
-      <w:hyperlink w:anchor="_Toc241434396" w:history="1">
+      <w:hyperlink w:anchor="_Toc241437608" w:history="1">
         <w:r>
           <w:rPr>
             <w:rStyle w:val="Hyperlink"/>
@@ -1769,7 +1769,7 @@
             <w:noProof/>
             <w:webHidden/>
           </w:rPr>
-          <w:instrText xml:space="preserve"> PAGEREF _Toc241434396 \h </w:instrText>
+          <w:instrText xml:space="preserve"> PAGEREF _Toc241437608 \h </w:instrText>
         </w:r>
         <w:r>
           <w:rPr>
@@ -1813,7 +1813,7 @@
           <w:szCs w:val="22"/>
         </w:rPr>
       </w:pPr>
-      <w:hyperlink w:anchor="_Toc241434397" w:history="1">
+      <w:hyperlink w:anchor="_Toc241437609" w:history="1">
         <w:r>
           <w:rPr>
             <w:rStyle w:val="Hyperlink"/>
@@ -1840,7 +1840,7 @@
             <w:noProof/>
             <w:webHidden/>
           </w:rPr>
-          <w:instrText xml:space="preserve"> PAGEREF _Toc241434397 \h </w:instrText>
+          <w:instrText xml:space="preserve"> PAGEREF _Toc241437609 \h </w:instrText>
         </w:r>
         <w:r>
           <w:rPr>
@@ -1884,7 +1884,7 @@
           <w:szCs w:val="22"/>
         </w:rPr>
       </w:pPr>
-      <w:hyperlink w:anchor="_Toc241434398" w:history="1">
+      <w:hyperlink w:anchor="_Toc241437610" w:history="1">
         <w:r>
           <w:rPr>
             <w:rStyle w:val="Hyperlink"/>
@@ -1911,7 +1911,7 @@
             <w:noProof/>
             <w:webHidden/>
           </w:rPr>
-          <w:instrText xml:space="preserve"> PAGEREF _Toc241434398 \h </w:instrText>
+          <w:instrText xml:space="preserve"> PAGEREF _Toc241437610 \h </w:instrText>
         </w:r>
         <w:r>
           <w:rPr>
@@ -1955,7 +1955,7 @@
           <w:szCs w:val="22"/>
         </w:rPr>
       </w:pPr>
-      <w:hyperlink w:anchor="_Toc241434399" w:history="1">
+      <w:hyperlink w:anchor="_Toc241437611" w:history="1">
         <w:r>
           <w:rPr>
             <w:rStyle w:val="Hyperlink"/>
@@ -1982,7 +1982,7 @@
             <w:noProof/>
             <w:webHidden/>
           </w:rPr>
-          <w:instrText xml:space="preserve"> PAGEREF _Toc241434399 \h </w:instrText>
+          <w:instrText xml:space="preserve"> PAGEREF _Toc241437611 \h </w:instrText>
         </w:r>
         <w:r>
           <w:rPr>
@@ -2026,7 +2026,7 @@
           <w:szCs w:val="22"/>
         </w:rPr>
       </w:pPr>
-      <w:hyperlink w:anchor="_Toc241434400" w:history="1">
+      <w:hyperlink w:anchor="_Toc241437612" w:history="1">
         <w:r>
           <w:rPr>
             <w:rStyle w:val="Hyperlink"/>
@@ -2053,7 +2053,7 @@
             <w:noProof/>
             <w:webHidden/>
           </w:rPr>
-          <w:instrText xml:space="preserve"> PAGEREF _Toc241434400 \h </w:instrText>
+          <w:instrText xml:space="preserve"> PAGEREF _Toc241437612 \h </w:instrText>
         </w:r>
         <w:r>
           <w:rPr>
@@ -2097,7 +2097,7 @@
           <w:szCs w:val="22"/>
         </w:rPr>
       </w:pPr>
-      <w:hyperlink w:anchor="_Toc241434401" w:history="1">
+      <w:hyperlink w:anchor="_Toc241437613" w:history="1">
         <w:r>
           <w:rPr>
             <w:rStyle w:val="Hyperlink"/>
@@ -2124,7 +2124,7 @@
             <w:noProof/>
             <w:webHidden/>
           </w:rPr>
-          <w:instrText xml:space="preserve"> PAGEREF _Toc241434401 \h </w:instrText>
+          <w:instrText xml:space="preserve"> PAGEREF _Toc241437613 \h </w:instrText>
         </w:r>
         <w:r>
           <w:rPr>
@@ -2168,7 +2168,7 @@
           <w:szCs w:val="22"/>
         </w:rPr>
       </w:pPr>
-      <w:hyperlink w:anchor="_Toc241434402" w:history="1">
+      <w:hyperlink w:anchor="_Toc241437614" w:history="1">
         <w:r>
           <w:rPr>
             <w:rStyle w:val="Hyperlink"/>
@@ -2195,7 +2195,7 @@
             <w:noProof/>
             <w:webHidden/>
           </w:rPr>
-          <w:instrText xml:space="preserve"> PAGEREF _Toc241434402 \h </w:instrText>
+          <w:instrText xml:space="preserve"> PAGEREF _Toc241437614 \h </w:instrText>
         </w:r>
         <w:r>
           <w:rPr>
@@ -2239,7 +2239,7 @@
           <w:szCs w:val="22"/>
         </w:rPr>
       </w:pPr>
-      <w:hyperlink w:anchor="_Toc241434403" w:history="1">
+      <w:hyperlink w:anchor="_Toc241437615" w:history="1">
         <w:r>
           <w:rPr>
             <w:rStyle w:val="Hyperlink"/>
@@ -2266,7 +2266,7 @@
             <w:noProof/>
             <w:webHidden/>
           </w:rPr>
-          <w:instrText xml:space="preserve"> PAGEREF _Toc241434403 \h </w:instrText>
+          <w:instrText xml:space="preserve"> PAGEREF _Toc241437615 \h </w:instrText>
         </w:r>
         <w:r>
           <w:rPr>
@@ -2310,7 +2310,7 @@
           <w:szCs w:val="22"/>
         </w:rPr>
       </w:pPr>
-      <w:hyperlink w:anchor="_Toc241434404" w:history="1">
+      <w:hyperlink w:anchor="_Toc241437616" w:history="1">
         <w:r>
           <w:rPr>
             <w:rStyle w:val="Hyperlink"/>
@@ -2337,7 +2337,7 @@
             <w:noProof/>
             <w:webHidden/>
           </w:rPr>
-          <w:instrText xml:space="preserve"> PAGEREF _Toc241434404 \h </w:instrText>
+          <w:instrText xml:space="preserve"> PAGEREF _Toc241437616 \h </w:instrText>
         </w:r>
         <w:r>
           <w:rPr>
@@ -2381,7 +2381,7 @@
           <w:szCs w:val="22"/>
         </w:rPr>
       </w:pPr>
-      <w:hyperlink w:anchor="_Toc241434405" w:history="1">
+      <w:hyperlink w:anchor="_Toc241437617" w:history="1">
         <w:r>
           <w:rPr>
             <w:rStyle w:val="Hyperlink"/>
@@ -2408,7 +2408,7 @@
             <w:noProof/>
             <w:webHidden/>
           </w:rPr>
-          <w:instrText xml:space="preserve"> PAGEREF _Toc241434405 \h </w:instrText>
+          <w:instrText xml:space="preserve"> PAGEREF _Toc241437617 \h </w:instrText>
         </w:r>
         <w:r>
           <w:rPr>
@@ -2452,7 +2452,7 @@
           <w:szCs w:val="22"/>
         </w:rPr>
       </w:pPr>
-      <w:hyperlink w:anchor="_Toc241434406" w:history="1">
+      <w:hyperlink w:anchor="_Toc241437618" w:history="1">
         <w:r>
           <w:rPr>
             <w:rStyle w:val="Hyperlink"/>
@@ -2479,7 +2479,7 @@
             <w:noProof/>
             <w:webHidden/>
           </w:rPr>
-          <w:instrText xml:space="preserve"> PAGEREF _Toc241434406 \h </w:instrText>
+          <w:instrText xml:space="preserve"> PAGEREF _Toc241437618 \h </w:instrText>
         </w:r>
         <w:r>
           <w:rPr>
@@ -2523,7 +2523,7 @@
           <w:szCs w:val="22"/>
         </w:rPr>
       </w:pPr>
-      <w:hyperlink w:anchor="_Toc241434407" w:history="1">
+      <w:hyperlink w:anchor="_Toc241437619" w:history="1">
         <w:r>
           <w:rPr>
             <w:rStyle w:val="Hyperlink"/>
@@ -2550,7 +2550,7 @@
             <w:noProof/>
             <w:webHidden/>
           </w:rPr>
-          <w:instrText xml:space="preserve"> PAGEREF _Toc241434407 \h </w:instrText>
+          <w:instrText xml:space="preserve"> PAGEREF _Toc241437619 \h </w:instrText>
         </w:r>
         <w:r>
           <w:rPr>
@@ -2594,7 +2594,7 @@
           <w:szCs w:val="22"/>
         </w:rPr>
       </w:pPr>
-      <w:hyperlink w:anchor="_Toc241434408" w:history="1">
+      <w:hyperlink w:anchor="_Toc241437620" w:history="1">
         <w:r>
           <w:rPr>
             <w:rStyle w:val="Hyperlink"/>
@@ -2621,7 +2621,7 @@
             <w:noProof/>
             <w:webHidden/>
           </w:rPr>
-          <w:instrText xml:space="preserve"> PAGEREF _Toc241434408 \h </w:instrText>
+          <w:instrText xml:space="preserve"> PAGEREF _Toc241437620 \h </w:instrText>
         </w:r>
         <w:r>
           <w:rPr>
@@ -2665,7 +2665,7 @@
           <w:szCs w:val="22"/>
         </w:rPr>
       </w:pPr>
-      <w:hyperlink w:anchor="_Toc241434409" w:history="1">
+      <w:hyperlink w:anchor="_Toc241437621" w:history="1">
         <w:r>
           <w:rPr>
             <w:rStyle w:val="Hyperlink"/>
@@ -2692,7 +2692,7 @@
             <w:noProof/>
             <w:webHidden/>
           </w:rPr>
-          <w:instrText xml:space="preserve"> PAGEREF _Toc241434409 \h </w:instrText>
+          <w:instrText xml:space="preserve"> PAGEREF _Toc241437621 \h </w:instrText>
         </w:r>
         <w:r>
           <w:rPr>
@@ -2736,7 +2736,7 @@
           <w:szCs w:val="22"/>
         </w:rPr>
       </w:pPr>
-      <w:hyperlink w:anchor="_Toc241434410" w:history="1">
+      <w:hyperlink w:anchor="_Toc241437622" w:history="1">
         <w:r>
           <w:rPr>
             <w:rStyle w:val="Hyperlink"/>
@@ -2763,7 +2763,7 @@
             <w:noProof/>
             <w:webHidden/>
           </w:rPr>
-          <w:instrText xml:space="preserve"> PAGEREF _Toc241434410 \h </w:instrText>
+          <w:instrText xml:space="preserve"> PAGEREF _Toc241437622 \h </w:instrText>
         </w:r>
         <w:r>
           <w:rPr>
@@ -2807,7 +2807,7 @@
           <w:szCs w:val="22"/>
         </w:rPr>
       </w:pPr>
-      <w:hyperlink w:anchor="_Toc241434411" w:history="1">
+      <w:hyperlink w:anchor="_Toc241437623" w:history="1">
         <w:r>
           <w:rPr>
             <w:rStyle w:val="Hyperlink"/>
@@ -2834,7 +2834,7 @@
             <w:noProof/>
             <w:webHidden/>
           </w:rPr>
-          <w:instrText xml:space="preserve"> PAGEREF _Toc241434411 \h </w:instrText>
+          <w:instrText xml:space="preserve"> PAGEREF _Toc241437623 \h </w:instrText>
         </w:r>
         <w:r>
           <w:rPr>
@@ -2878,7 +2878,7 @@
           <w:szCs w:val="22"/>
         </w:rPr>
       </w:pPr>
-      <w:hyperlink w:anchor="_Toc241434412" w:history="1">
+      <w:hyperlink w:anchor="_Toc241437624" w:history="1">
         <w:r>
           <w:rPr>
             <w:rStyle w:val="Hyperlink"/>
@@ -2905,7 +2905,7 @@
             <w:noProof/>
             <w:webHidden/>
           </w:rPr>
-          <w:instrText xml:space="preserve"> PAGEREF _Toc241434412 \h </w:instrText>
+          <w:instrText xml:space="preserve"> PAGEREF _Toc241437624 \h </w:instrText>
         </w:r>
         <w:r>
           <w:rPr>
@@ -2949,7 +2949,7 @@
           <w:szCs w:val="22"/>
         </w:rPr>
       </w:pPr>
-      <w:hyperlink w:anchor="_Toc241434413" w:history="1">
+      <w:hyperlink w:anchor="_Toc241437625" w:history="1">
         <w:r>
           <w:rPr>
             <w:rStyle w:val="Hyperlink"/>
@@ -2976,7 +2976,7 @@
             <w:noProof/>
             <w:webHidden/>
           </w:rPr>
-          <w:instrText xml:space="preserve"> PAGEREF _Toc241434413 \h </w:instrText>
+          <w:instrText xml:space="preserve"> PAGEREF _Toc241437625 \h </w:instrText>
         </w:r>
         <w:r>
           <w:rPr>
@@ -3020,7 +3020,7 @@
           <w:szCs w:val="22"/>
         </w:rPr>
       </w:pPr>
-      <w:hyperlink w:anchor="_Toc241434414" w:history="1">
+      <w:hyperlink w:anchor="_Toc241437626" w:history="1">
         <w:r>
           <w:rPr>
             <w:rStyle w:val="Hyperlink"/>
@@ -3047,7 +3047,7 @@
             <w:noProof/>
             <w:webHidden/>
           </w:rPr>
-          <w:instrText xml:space="preserve"> PAGEREF _Toc241434414 \h </w:instrText>
+          <w:instrText xml:space="preserve"> PAGEREF _Toc241437626 \h </w:instrText>
         </w:r>
         <w:r>
           <w:rPr>
@@ -3091,7 +3091,7 @@
           <w:szCs w:val="22"/>
         </w:rPr>
       </w:pPr>
-      <w:hyperlink w:anchor="_Toc241434415" w:history="1">
+      <w:hyperlink w:anchor="_Toc241437627" w:history="1">
         <w:r>
           <w:rPr>
             <w:rStyle w:val="Hyperlink"/>
@@ -3118,7 +3118,7 @@
             <w:noProof/>
             <w:webHidden/>
           </w:rPr>
-          <w:instrText xml:space="preserve"> PAGEREF _Toc241434415 \h </w:instrText>
+          <w:instrText xml:space="preserve"> PAGEREF _Toc241437627 \h </w:instrText>
         </w:r>
         <w:r>
           <w:rPr>
@@ -3162,7 +3162,7 @@
           <w:szCs w:val="22"/>
         </w:rPr>
       </w:pPr>
-      <w:hyperlink w:anchor="_Toc241434416" w:history="1">
+      <w:hyperlink w:anchor="_Toc241437628" w:history="1">
         <w:r>
           <w:rPr>
             <w:rStyle w:val="Hyperlink"/>
@@ -3189,7 +3189,7 @@
             <w:noProof/>
             <w:webHidden/>
           </w:rPr>
-          <w:instrText xml:space="preserve"> PAGEREF _Toc241434416 \h </w:instrText>
+          <w:instrText xml:space="preserve"> PAGEREF _Toc241437628 \h </w:instrText>
         </w:r>
         <w:r>
           <w:rPr>
@@ -3233,7 +3233,7 @@
           <w:szCs w:val="22"/>
         </w:rPr>
       </w:pPr>
-      <w:hyperlink w:anchor="_Toc241434417" w:history="1">
+      <w:hyperlink w:anchor="_Toc241437629" w:history="1">
         <w:r>
           <w:rPr>
             <w:rStyle w:val="Hyperlink"/>
@@ -3260,7 +3260,7 @@
             <w:noProof/>
             <w:webHidden/>
           </w:rPr>
-          <w:instrText xml:space="preserve"> PAGEREF _Toc241434417 \h </w:instrText>
+          <w:instrText xml:space="preserve"> PAGEREF _Toc241437629 \h </w:instrText>
         </w:r>
         <w:r>
           <w:rPr>
@@ -3304,7 +3304,7 @@
           <w:szCs w:val="22"/>
         </w:rPr>
       </w:pPr>
-      <w:hyperlink w:anchor="_Toc241434418" w:history="1">
+      <w:hyperlink w:anchor="_Toc241437630" w:history="1">
         <w:r>
           <w:rPr>
             <w:rStyle w:val="Hyperlink"/>
@@ -3331,7 +3331,7 @@
             <w:noProof/>
             <w:webHidden/>
           </w:rPr>
-          <w:instrText xml:space="preserve"> PAGEREF _Toc241434418 \h </w:instrText>
+          <w:instrText xml:space="preserve"> PAGEREF _Toc241437630 \h </w:instrText>
         </w:r>
         <w:r>
           <w:rPr>
@@ -3375,7 +3375,7 @@
           <w:szCs w:val="22"/>
         </w:rPr>
       </w:pPr>
-      <w:hyperlink w:anchor="_Toc241434419" w:history="1">
+      <w:hyperlink w:anchor="_Toc241437631" w:history="1">
         <w:r>
           <w:rPr>
             <w:rStyle w:val="Hyperlink"/>
@@ -3402,7 +3402,7 @@
             <w:noProof/>
             <w:webHidden/>
           </w:rPr>
-          <w:instrText xml:space="preserve"> PAGEREF _Toc241434419 \h </w:instrText>
+          <w:instrText xml:space="preserve"> PAGEREF _Toc241437631 \h </w:instrText>
         </w:r>
         <w:r>
           <w:rPr>
@@ -3443,7 +3443,7 @@
         <w:pStyle w:val="Heading1"/>
         <w:pageBreakBefore/>
       </w:pPr>
-      <w:bookmarkStart w:id="0" w:name="_Toc241434373"/>
+      <w:bookmarkStart w:id="0" w:name="_Toc241437585"/>
       <w:r>
         <w:lastRenderedPageBreak/>
         <w:t>Part 1 — User requirements</w:t>
@@ -3454,7 +3454,7 @@
       <w:pPr>
         <w:pStyle w:val="Heading1"/>
       </w:pPr>
-      <w:bookmarkStart w:id="1" w:name="_Toc241434374"/>
+      <w:bookmarkStart w:id="1" w:name="_Toc241437586"/>
       <w:r>
         <w:t>1. Purpose and people</w:t>
       </w:r>
@@ -3878,7 +3878,7 @@
       <w:pPr>
         <w:pStyle w:val="Heading1"/>
       </w:pPr>
-      <w:bookmarkStart w:id="2" w:name="_Toc241434375"/>
+      <w:bookmarkStart w:id="2" w:name="_Toc241437587"/>
       <w:r>
         <w:t>2. Signing in and accounts</w:t>
       </w:r>
@@ -3958,7 +3958,7 @@
       <w:pPr>
         <w:pStyle w:val="Heading1"/>
       </w:pPr>
-      <w:bookmarkStart w:id="3" w:name="_Toc241434376"/>
+      <w:bookmarkStart w:id="3" w:name="_Toc241437588"/>
       <w:r>
         <w:t>3. Layout and navigation</w:t>
       </w:r>
@@ -4108,17 +4108,17 @@
         </w:numPr>
       </w:pPr>
       <w:r>
-        <w:t>Theme colour #AAB5AD (grey-green) for headers, buttons, selected chips and til</w:t>
-      </w:r>
-      <w:r>
-        <w:t>es, with dark text on it; links and icons on light backgrounds use a darker shade of it (#4B5A51) so they stay readable.</w:t>
+        <w:t>Theme colour: sage green #2F6B5E for headers, buttons, selected chips and tile</w:t>
+      </w:r>
+      <w:r>
+        <w:t>s, with white text on it; links and icons use the same green.</w:t>
       </w:r>
     </w:p>
     <w:p>
       <w:pPr>
         <w:pStyle w:val="Heading1"/>
       </w:pPr>
-      <w:bookmarkStart w:id="4" w:name="_Toc241434377"/>
+      <w:bookmarkStart w:id="4" w:name="_Toc241437589"/>
       <w:r>
         <w:t>4. Landing page (Home)</w:t>
       </w:r>
@@ -4128,7 +4128,7 @@
       <w:pPr>
         <w:pStyle w:val="Heading2"/>
       </w:pPr>
-      <w:bookmarkStart w:id="5" w:name="_Toc241434378"/>
+      <w:bookmarkStart w:id="5" w:name="_Toc241437590"/>
       <w:r>
         <w:t>4.1 What it shows</w:t>
       </w:r>
@@ -4155,10 +4155,7 @@
         </w:numPr>
       </w:pPr>
       <w:r>
-        <w:t xml:space="preserve">Three </w:t>
-      </w:r>
-      <w:r>
-        <w:t xml:space="preserve">dashboard tiles: </w:t>
+        <w:t xml:space="preserve">Three dashboard tiles: </w:t>
       </w:r>
       <w:r>
         <w:rPr>
@@ -4167,7 +4164,10 @@
         <w:t>Open reports</w:t>
       </w:r>
       <w:r>
-        <w:t xml:space="preserve"> (open items containing a report), </w:t>
+        <w:t xml:space="preserve"> (open items containing a repo</w:t>
+      </w:r>
+      <w:r>
+        <w:t xml:space="preserve">rt), </w:t>
       </w:r>
       <w:r>
         <w:rPr>
@@ -4197,10 +4197,10 @@
         </w:numPr>
       </w:pPr>
       <w:r>
-        <w:t>A compact search box and small role chips (All, Doctors, Users, Hospital</w:t>
-      </w:r>
-      <w:r>
-        <w:t>s, Labs). Searching or tapping a chip opens Search with that filter. A fine line separates this Find section from Open items, without adding space.</w:t>
+        <w:t>A compact search box and small role chips (All, Doctors, Users, Hospitals, Labs). Searching or tapping a chip opens Search with tha</w:t>
+      </w:r>
+      <w:r>
+        <w:t>t filter. A fine line separates this Find section from Open items, without adding space.</w:t>
       </w:r>
     </w:p>
     <w:p>
@@ -4221,19 +4221,19 @@
         <w:t>Open items</w:t>
       </w:r>
       <w:r>
-        <w:t xml:space="preserve"> list: the 20 most recently changed open items, newest first. Any addition to an item (message</w:t>
-      </w:r>
-      <w:r>
-        <w:t>, file, appointment, alert) moves it to the top.</w:t>
+        <w:t xml:space="preserve"> list: the 20 most recently changed open items, newest first. Any addition to an item (message, file, appointment, alert) moves it to the top.</w:t>
       </w:r>
     </w:p>
     <w:p>
       <w:pPr>
         <w:pStyle w:val="Heading2"/>
       </w:pPr>
-      <w:bookmarkStart w:id="6" w:name="_Toc241434379"/>
-      <w:r>
-        <w:t>4.2 Dashboard tiles filter the list</w:t>
+      <w:bookmarkStart w:id="6" w:name="_Toc241437591"/>
+      <w:r>
+        <w:t>4.2 Dashbo</w:t>
+      </w:r>
+      <w:r>
+        <w:t>ard tiles filter the list</w:t>
       </w:r>
       <w:bookmarkEnd w:id="6"/>
     </w:p>
@@ -4246,10 +4246,7 @@
         </w:numPr>
       </w:pPr>
       <w:r>
-        <w:t>Tapping a tile highlights it (the tile turns white) and filters Open items to items containing that kind of content: reports, messages or appointments. The heading changes</w:t>
-      </w:r>
-      <w:r>
-        <w:t xml:space="preserve"> to, for example, “Open items · Reports”.</w:t>
+        <w:t>Tapping a tile highlights it (the tile turns white) and filters Open items to items containing that kind of content: reports, messages or appointments. The heading changes to, for example, “Open items · Reports”.</w:t>
       </w:r>
     </w:p>
     <w:p>
@@ -4261,8 +4258,10 @@
         </w:numPr>
       </w:pPr>
       <w:r>
-        <w:lastRenderedPageBreak/>
-        <w:t xml:space="preserve">Tapping the highlighted tile again, or </w:t>
+        <w:t>Tapping the highl</w:t>
+      </w:r>
+      <w:r>
+        <w:t xml:space="preserve">ighted tile again, or </w:t>
       </w:r>
       <w:r>
         <w:rPr>
@@ -4283,6 +4282,7 @@
         </w:numPr>
       </w:pPr>
       <w:r>
+        <w:lastRenderedPageBreak/>
         <w:t>If nothing matches, the list says so (for example “No open items with reports.”).</w:t>
       </w:r>
     </w:p>
@@ -4290,12 +4290,9 @@
       <w:pPr>
         <w:pStyle w:val="Heading2"/>
       </w:pPr>
-      <w:bookmarkStart w:id="7" w:name="_Toc241434380"/>
-      <w:r>
-        <w:t>4.3 Listin</w:t>
-      </w:r>
-      <w:r>
-        <w:t>g items</w:t>
+      <w:bookmarkStart w:id="7" w:name="_Toc241437592"/>
+      <w:r>
+        <w:t>4.3 Listing items</w:t>
       </w:r>
       <w:bookmarkEnd w:id="7"/>
     </w:p>
@@ -4308,10 +4305,10 @@
         </w:numPr>
       </w:pPr>
       <w:r>
-        <w:t>Each row shows an icon for the item’s kind, its title, a short description, when it last changed, in the phone’s time zone (“6.37pm, Fri 4/16” this year, “6.37pm 4/16/2025” for earlier years) and a coloured label (Report, Message, Appointment, Aler</w:t>
-      </w:r>
-      <w:r>
-        <w:t>t).</w:t>
+        <w:t>Each row shows an icon for the item’s kind, its tit</w:t>
+      </w:r>
+      <w:r>
+        <w:t>le, a short description, when it last changed, in the phone’s time zone (“6.37pm, Fri 4/16” this year, “6.37pm 4/16/2025” for earlier years) and a coloured label (Report, Message, Appointment, Alert).</w:t>
       </w:r>
     </w:p>
     <w:p>
@@ -4332,7 +4329,10 @@
         <w:t>See all</w:t>
       </w:r>
       <w:r>
-        <w:t xml:space="preserve"> expands the list in place to up to 100 items; </w:t>
+        <w:t xml:space="preserve"> expands t</w:t>
+      </w:r>
+      <w:r>
+        <w:t xml:space="preserve">he list in place to up to 100 items; </w:t>
       </w:r>
       <w:r>
         <w:rPr>
@@ -4365,17 +4365,14 @@
         </w:numPr>
       </w:pPr>
       <w:r>
-        <w:t>The list and the counters update by themselves when something cha</w:t>
-      </w:r>
-      <w:r>
-        <w:t>nges while the app is open (section 11).</w:t>
+        <w:t>The list and the counters update by themselves when something changes while the app is open (section 11).</w:t>
       </w:r>
     </w:p>
     <w:p>
       <w:pPr>
         <w:pStyle w:val="Heading1"/>
       </w:pPr>
-      <w:bookmarkStart w:id="8" w:name="_Toc241434381"/>
+      <w:bookmarkStart w:id="8" w:name="_Toc241437593"/>
       <w:r>
         <w:t>5. Items</w:t>
       </w:r>
@@ -4386,7 +4383,10 @@
         <w:pStyle w:val="BodyText"/>
       </w:pPr>
       <w:r>
-        <w:t>An item is one case: for example “CBC – Complete blood count” or “Appointment with Dr. Anitha Rao”. It is created from one primary part, then grows as people add to it.</w:t>
+        <w:t>An item i</w:t>
+      </w:r>
+      <w:r>
+        <w:t>s one case: for example “CBC – Complete blood count” or “Appointment with Dr. Anitha Rao”. It is created from one primary part, then grows as people add to it.</w:t>
       </w:r>
     </w:p>
     <w:tbl>
@@ -4682,16 +4682,16 @@
         <w:pStyle w:val="BodyText"/>
       </w:pPr>
       <w:r>
+        <w:t>The item page shows the header (title, kind, status, keywords, who it is shared with), then sections for attachments, discussion, appointments and alerts, each with an Add action for people with full access.</w:t>
+      </w:r>
+    </w:p>
+    <w:p>
+      <w:pPr>
+        <w:pStyle w:val="Heading1"/>
+      </w:pPr>
+      <w:bookmarkStart w:id="9" w:name="_Toc241437594"/>
+      <w:r>
         <w:lastRenderedPageBreak/>
-        <w:t>The item page shows the header (title, kind, status, keywords, who it is shared with), then sections for attachments, discussion, appointments and alerts, each with an Add action for people with full access.</w:t>
-      </w:r>
-    </w:p>
-    <w:p>
-      <w:pPr>
-        <w:pStyle w:val="Heading1"/>
-      </w:pPr>
-      <w:bookmarkStart w:id="9" w:name="_Toc241434382"/>
-      <w:r>
         <w:t>6. Messages</w:t>
       </w:r>
       <w:bookmarkEnd w:id="9"/>
@@ -4700,7 +4700,7 @@
       <w:pPr>
         <w:pStyle w:val="Heading2"/>
       </w:pPr>
-      <w:bookmarkStart w:id="10" w:name="_Toc241434383"/>
+      <w:bookmarkStart w:id="10" w:name="_Toc241437595"/>
       <w:r>
         <w:t>6.1 Where messages live</w:t>
       </w:r>
@@ -4767,7 +4767,7 @@
       <w:pPr>
         <w:pStyle w:val="Heading2"/>
       </w:pPr>
-      <w:bookmarkStart w:id="11" w:name="_Toc241434384"/>
+      <w:bookmarkStart w:id="11" w:name="_Toc241437596"/>
       <w:r>
         <w:t>6.2 Sending a message</w:t>
       </w:r>
@@ -4858,7 +4858,7 @@
       <w:pPr>
         <w:pStyle w:val="Heading2"/>
       </w:pPr>
-      <w:bookmarkStart w:id="12" w:name="_Toc241434385"/>
+      <w:bookmarkStart w:id="12" w:name="_Toc241437597"/>
       <w:r>
         <w:t>6.3 Receiving and listing messages</w:t>
       </w:r>
@@ -4972,7 +4972,6 @@
         </w:numPr>
       </w:pPr>
       <w:r>
-        <w:lastRenderedPageBreak/>
         <w:t xml:space="preserve">A person’s page has a </w:t>
       </w:r>
       <w:r>
@@ -4992,8 +4991,9 @@
       <w:pPr>
         <w:pStyle w:val="Heading1"/>
       </w:pPr>
-      <w:bookmarkStart w:id="13" w:name="_Toc241434386"/>
-      <w:r>
+      <w:bookmarkStart w:id="13" w:name="_Toc241437598"/>
+      <w:r>
+        <w:lastRenderedPageBreak/>
         <w:t>7. Person pages and their operations</w:t>
       </w:r>
       <w:bookmarkEnd w:id="13"/>
@@ -5560,7 +5560,6 @@
               <w:pStyle w:val="Compact"/>
             </w:pPr>
             <w:r>
-              <w:lastRenderedPageBreak/>
               <w:t>Doctors (hospital page)</w:t>
             </w:r>
           </w:p>
@@ -5592,8 +5591,9 @@
       <w:pPr>
         <w:pStyle w:val="Heading1"/>
       </w:pPr>
-      <w:bookmarkStart w:id="14" w:name="_Toc241434387"/>
-      <w:r>
+      <w:bookmarkStart w:id="14" w:name="_Toc241437599"/>
+      <w:r>
+        <w:lastRenderedPageBreak/>
         <w:t>8. Upload and sharing</w:t>
       </w:r>
       <w:bookmarkEnd w:id="14"/>
@@ -5692,7 +5692,7 @@
       <w:pPr>
         <w:pStyle w:val="Heading1"/>
       </w:pPr>
-      <w:bookmarkStart w:id="15" w:name="_Toc241434388"/>
+      <w:bookmarkStart w:id="15" w:name="_Toc241437600"/>
       <w:r>
         <w:t>9. Appointments, alerts and calendar</w:t>
       </w:r>
@@ -5783,7 +5783,7 @@
       <w:pPr>
         <w:pStyle w:val="Heading1"/>
       </w:pPr>
-      <w:bookmarkStart w:id="16" w:name="_Toc241434389"/>
+      <w:bookmarkStart w:id="16" w:name="_Toc241437601"/>
       <w:r>
         <w:t>10. Search, contacts, settings and adm</w:t>
       </w:r>
@@ -5796,7 +5796,7 @@
       <w:pPr>
         <w:pStyle w:val="Heading2"/>
       </w:pPr>
-      <w:bookmarkStart w:id="17" w:name="_Toc241434390"/>
+      <w:bookmarkStart w:id="17" w:name="_Toc241437602"/>
       <w:r>
         <w:t>10.1 Search and contacts</w:t>
       </w:r>
@@ -5823,7 +5823,6 @@
         </w:numPr>
       </w:pPr>
       <w:r>
-        <w:lastRenderedPageBreak/>
         <w:t>A reminder on the Search screen explains that health data opens only after connecting and after the owner</w:t>
       </w:r>
       <w:r>
@@ -5846,7 +5845,7 @@
       <w:pPr>
         <w:pStyle w:val="Heading2"/>
       </w:pPr>
-      <w:bookmarkStart w:id="18" w:name="_Toc241434391"/>
+      <w:bookmarkStart w:id="18" w:name="_Toc241437603"/>
       <w:r>
         <w:t>10.2 Settings</w:t>
       </w:r>
@@ -5876,6 +5875,7 @@
         <w:rPr>
           <w:b/>
         </w:rPr>
+        <w:lastRenderedPageBreak/>
         <w:t>Profile picture:</w:t>
       </w:r>
       <w:r>
@@ -5910,7 +5910,7 @@
       <w:pPr>
         <w:pStyle w:val="Heading2"/>
       </w:pPr>
-      <w:bookmarkStart w:id="19" w:name="_Toc241434392"/>
+      <w:bookmarkStart w:id="19" w:name="_Toc241437604"/>
       <w:r>
         <w:t>10.3 Administ</w:t>
       </w:r>
@@ -6022,7 +6022,7 @@
       <w:pPr>
         <w:pStyle w:val="Heading1"/>
       </w:pPr>
-      <w:bookmarkStart w:id="20" w:name="_Toc241434393"/>
+      <w:bookmarkStart w:id="20" w:name="_Toc241437605"/>
       <w:r>
         <w:t>11. Who can see what</w:t>
       </w:r>
@@ -6320,7 +6320,6 @@
               <w:pStyle w:val="Compact"/>
             </w:pPr>
             <w:r>
-              <w:lastRenderedPageBreak/>
               <w:t>8</w:t>
             </w:r>
           </w:p>
@@ -6411,8 +6410,9 @@
       <w:pPr>
         <w:pStyle w:val="Heading1"/>
       </w:pPr>
-      <w:bookmarkStart w:id="21" w:name="_Toc241434394"/>
-      <w:r>
+      <w:bookmarkStart w:id="21" w:name="_Toc241437606"/>
+      <w:r>
+        <w:lastRenderedPageBreak/>
         <w:t>12. Viewing files</w:t>
       </w:r>
       <w:bookmarkEnd w:id="21"/>
@@ -6505,7 +6505,7 @@
       <w:pPr>
         <w:pStyle w:val="Heading1"/>
       </w:pPr>
-      <w:bookmarkStart w:id="22" w:name="_Toc241434395"/>
+      <w:bookmarkStart w:id="22" w:name="_Toc241437607"/>
       <w:r>
         <w:t>13. Keeping the screen up to date</w:t>
       </w:r>
@@ -6594,7 +6594,7 @@
         <w:pStyle w:val="Heading1"/>
         <w:pageBreakBefore/>
       </w:pPr>
-      <w:bookmarkStart w:id="23" w:name="_Toc241434396"/>
+      <w:bookmarkStart w:id="23" w:name="_Toc241437608"/>
       <w:r>
         <w:lastRenderedPageBreak/>
         <w:t>Part 2 — Implementation</w:t>
@@ -6605,7 +6605,7 @@
       <w:pPr>
         <w:pStyle w:val="Heading1"/>
       </w:pPr>
-      <w:bookmarkStart w:id="24" w:name="_Toc241434397"/>
+      <w:bookmarkStart w:id="24" w:name="_Toc241437609"/>
       <w:r>
         <w:t>14. Architecture</w:t>
       </w:r>
@@ -7149,7 +7149,7 @@
       <w:pPr>
         <w:pStyle w:val="Heading1"/>
       </w:pPr>
-      <w:bookmarkStart w:id="25" w:name="_Toc241434398"/>
+      <w:bookmarkStart w:id="25" w:name="_Toc241437610"/>
       <w:r>
         <w:lastRenderedPageBreak/>
         <w:t>15. WUI — the Android and iOS apps</w:t>
@@ -7160,7 +7160,7 @@
       <w:pPr>
         <w:pStyle w:val="Heading2"/>
       </w:pPr>
-      <w:bookmarkStart w:id="26" w:name="_Toc241434399"/>
+      <w:bookmarkStart w:id="26" w:name="_Toc241437611"/>
       <w:r>
         <w:t>15.1 Technology and structure</w:t>
       </w:r>
@@ -7693,7 +7693,7 @@
       <w:pPr>
         <w:pStyle w:val="Heading2"/>
       </w:pPr>
-      <w:bookmarkStart w:id="27" w:name="_Toc241434400"/>
+      <w:bookmarkStart w:id="27" w:name="_Toc241437612"/>
       <w:r>
         <w:t>15.2 Minimum requirements</w:t>
       </w:r>
@@ -8009,7 +8009,7 @@
       <w:pPr>
         <w:pStyle w:val="Heading2"/>
       </w:pPr>
-      <w:bookmarkStart w:id="28" w:name="_Toc241434401"/>
+      <w:bookmarkStart w:id="28" w:name="_Toc241437613"/>
       <w:r>
         <w:t>15.3 Memory and size</w:t>
       </w:r>
@@ -8369,7 +8369,7 @@
       <w:pPr>
         <w:pStyle w:val="Heading2"/>
       </w:pPr>
-      <w:bookmarkStart w:id="29" w:name="_Toc241434402"/>
+      <w:bookmarkStart w:id="29" w:name="_Toc241437614"/>
       <w:r>
         <w:t>15.4 When data is fetched</w:t>
       </w:r>
@@ -8920,7 +8920,7 @@
       <w:pPr>
         <w:pStyle w:val="Heading2"/>
       </w:pPr>
-      <w:bookmarkStart w:id="30" w:name="_Toc241434403"/>
+      <w:bookmarkStart w:id="30" w:name="_Toc241437615"/>
       <w:r>
         <w:t>15.5 Live</w:t>
       </w:r>
@@ -8999,7 +8999,7 @@
       <w:pPr>
         <w:pStyle w:val="Heading2"/>
       </w:pPr>
-      <w:bookmarkStart w:id="31" w:name="_Toc241434404"/>
+      <w:bookmarkStart w:id="31" w:name="_Toc241437616"/>
       <w:r>
         <w:t>15.6 Local storage and caching</w:t>
       </w:r>
@@ -9470,7 +9470,7 @@
       <w:pPr>
         <w:pStyle w:val="Heading2"/>
       </w:pPr>
-      <w:bookmarkStart w:id="32" w:name="_Toc241434405"/>
+      <w:bookmarkStart w:id="32" w:name="_Toc241437617"/>
       <w:r>
         <w:t>15.7 Configuration</w:t>
       </w:r>
@@ -9672,7 +9672,7 @@
       <w:pPr>
         <w:pStyle w:val="Heading2"/>
       </w:pPr>
-      <w:bookmarkStart w:id="33" w:name="_Toc241434406"/>
+      <w:bookmarkStart w:id="33" w:name="_Toc241437618"/>
       <w:r>
         <w:t>15.8 App size and performance</w:t>
       </w:r>
@@ -10291,7 +10291,7 @@
       <w:pPr>
         <w:pStyle w:val="Heading1"/>
       </w:pPr>
-      <w:bookmarkStart w:id="34" w:name="_Toc241434407"/>
+      <w:bookmarkStart w:id="34" w:name="_Toc241437619"/>
       <w:r>
         <w:t>16. Servers</w:t>
       </w:r>
@@ -10301,7 +10301,7 @@
       <w:pPr>
         <w:pStyle w:val="Heading2"/>
       </w:pPr>
-      <w:bookmarkStart w:id="35" w:name="_Toc241434408"/>
+      <w:bookmarkStart w:id="35" w:name="_Toc241437620"/>
       <w:r>
         <w:t>16.1 Components</w:t>
       </w:r>
@@ -10749,7 +10749,7 @@
       <w:pPr>
         <w:pStyle w:val="Heading2"/>
       </w:pPr>
-      <w:bookmarkStart w:id="36" w:name="_Toc241434409"/>
+      <w:bookmarkStart w:id="36" w:name="_Toc241437621"/>
       <w:r>
         <w:t>16.2 Minimum requirements</w:t>
       </w:r>
@@ -10983,7 +10983,7 @@
       <w:pPr>
         <w:pStyle w:val="Heading2"/>
       </w:pPr>
-      <w:bookmarkStart w:id="37" w:name="_Toc241434410"/>
+      <w:bookmarkStart w:id="37" w:name="_Toc241437622"/>
       <w:r>
         <w:t>16.3 Memory use</w:t>
       </w:r>
@@ -11337,7 +11337,7 @@
       <w:pPr>
         <w:pStyle w:val="Heading2"/>
       </w:pPr>
-      <w:bookmarkStart w:id="38" w:name="_Toc241434411"/>
+      <w:bookmarkStart w:id="38" w:name="_Toc241437623"/>
       <w:r>
         <w:t>16.4 Request capacity and limits</w:t>
       </w:r>
@@ -12011,7 +12011,7 @@
       <w:pPr>
         <w:pStyle w:val="Heading2"/>
       </w:pPr>
-      <w:bookmarkStart w:id="39" w:name="_Toc241434412"/>
+      <w:bookmarkStart w:id="39" w:name="_Toc241437624"/>
       <w:r>
         <w:t>16.5 How data is stored</w:t>
       </w:r>
@@ -12649,7 +12649,7 @@
       <w:pPr>
         <w:pStyle w:val="Heading2"/>
       </w:pPr>
-      <w:bookmarkStart w:id="40" w:name="_Toc241434413"/>
+      <w:bookmarkStart w:id="40" w:name="_Toc241437625"/>
       <w:r>
         <w:t>16.6 Background jobs and timing</w:t>
       </w:r>
@@ -12948,7 +12948,7 @@
       <w:pPr>
         <w:pStyle w:val="Heading2"/>
       </w:pPr>
-      <w:bookmarkStart w:id="41" w:name="_Toc241434414"/>
+      <w:bookmarkStart w:id="41" w:name="_Toc241437626"/>
       <w:r>
         <w:t>16.7 Server caching</w:t>
       </w:r>
@@ -13305,7 +13305,7 @@
       <w:pPr>
         <w:pStyle w:val="Heading2"/>
       </w:pPr>
-      <w:bookmarkStart w:id="42" w:name="_Toc241434415"/>
+      <w:bookmarkStart w:id="42" w:name="_Toc241437627"/>
       <w:r>
         <w:t>16.8 Authentication and access control</w:t>
       </w:r>
@@ -13369,7 +13369,7 @@
       <w:pPr>
         <w:pStyle w:val="Heading2"/>
       </w:pPr>
-      <w:bookmarkStart w:id="43" w:name="_Toc241434416"/>
+      <w:bookmarkStart w:id="43" w:name="_Toc241437628"/>
       <w:r>
         <w:lastRenderedPageBreak/>
         <w:t>16.9 API</w:t>
@@ -14225,7 +14225,7 @@
       <w:pPr>
         <w:pStyle w:val="Heading2"/>
       </w:pPr>
-      <w:bookmarkStart w:id="44" w:name="_Toc241434417"/>
+      <w:bookmarkStart w:id="44" w:name="_Toc241437629"/>
       <w:r>
         <w:t>16.10 Deployment profiles</w:t>
       </w:r>
@@ -14533,7 +14533,7 @@
       <w:pPr>
         <w:pStyle w:val="Heading2"/>
       </w:pPr>
-      <w:bookmarkStart w:id="45" w:name="_Toc241434418"/>
+      <w:bookmarkStart w:id="45" w:name="_Toc241437630"/>
       <w:r>
         <w:t>16.11 Tests and trial accounts</w:t>
       </w:r>
@@ -14582,7 +14582,7 @@
       <w:pPr>
         <w:pStyle w:val="Heading2"/>
       </w:pPr>
-      <w:bookmarkStart w:id="46" w:name="_Toc241434419"/>
+      <w:bookmarkStart w:id="46" w:name="_Toc241437631"/>
       <w:r>
         <w:t>16.12 Before real patient data</w:t>
       </w:r>
